--- a/ZÁRÓDOLGOZAT.docx
+++ b/ZÁRÓDOLGOZAT.docx
@@ -3,6 +3,63 @@
 <w:document xmlns:wpc="http://schemas.microsoft.com/office/word/2010/wordprocessingCanvas" xmlns:cx="http://schemas.microsoft.com/office/drawing/2014/chartex" xmlns:cx1="http://schemas.microsoft.com/office/drawing/2015/9/8/chartex" xmlns:cx2="http://schemas.microsoft.com/office/drawing/2015/10/21/chartex" xmlns:cx3="http://schemas.microsoft.com/office/drawing/2016/5/9/chartex" xmlns:cx4="http://schemas.microsoft.com/office/drawing/2016/5/10/chartex" xmlns:cx5="http://schemas.microsoft.com/office/drawing/2016/5/11/chartex" xmlns:cx6="http://schemas.microsoft.com/office/drawing/2016/5/12/chartex" xmlns:cx7="http://schemas.microsoft.com/office/drawing/2016/5/13/chartex" xmlns:cx8="http://schemas.microsoft.com/office/drawing/2016/5/14/chartex" xmlns:mc="http://schemas.openxmlformats.org/markup-compatibility/2006" xmlns:aink="http://schemas.microsoft.com/office/drawing/2016/ink" xmlns:am3d="http://schemas.microsoft.com/office/drawing/2017/model3d" xmlns:o="urn:schemas-microsoft-com:office:office" xmlns:r="http://schemas.openxmlformats.org/officeDocument/2006/relationships" xmlns:m="http://schemas.openxmlformats.org/officeDocument/2006/math" xmlns:v="urn:schemas-microsoft-com:vml" xmlns:wp14="http://schemas.microsoft.com/office/word/2010/wordprocessingDrawing" xmlns:wp="http://schemas.openxmlformats.org/drawingml/2006/wordprocessingDrawing" xmlns:w10="urn:schemas-microsoft-com:office:word" xmlns:w="http://schemas.openxmlformats.org/wordprocessingml/2006/main" xmlns:w14="http://schemas.microsoft.com/office/word/2010/wordml" xmlns:w15="http://schemas.microsoft.com/office/word/2012/wordml" xmlns:w16cid="http://schemas.microsoft.com/office/word/2016/wordml/cid" xmlns:w16se="http://schemas.microsoft.com/office/word/2015/wordml/symex" xmlns:wpg="http://schemas.microsoft.com/office/word/2010/wordprocessingGroup" xmlns:wpi="http://schemas.microsoft.com/office/word/2010/wordprocessingInk" xmlns:wne="http://schemas.microsoft.com/office/word/2006/wordml" xmlns:wps="http://schemas.microsoft.com/office/word/2010/wordprocessingShape" mc:Ignorable="w14 w15 w16se w16cid wp14">
   <w:body>
     <w:p>
+      <w:r>
+        <w:tab/>
+      </w:r>
+      <w:r>
+        <w:tab/>
+      </w:r>
+      <w:r>
+        <w:tab/>
+      </w:r>
+      <w:r>
+        <w:rPr>
+          <w:noProof/>
+        </w:rPr>
+        <w:drawing>
+          <wp:inline distT="0" distB="0" distL="0" distR="0">
+            <wp:extent cx="3383573" cy="1409822"/>
+            <wp:effectExtent l="0" t="0" r="7620" b="0"/>
+            <wp:docPr id="1" name="Kép 1"/>
+            <wp:cNvGraphicFramePr>
+              <a:graphicFrameLocks xmlns:a="http://schemas.openxmlformats.org/drawingml/2006/main" noChangeAspect="1"/>
+            </wp:cNvGraphicFramePr>
+            <a:graphic xmlns:a="http://schemas.openxmlformats.org/drawingml/2006/main">
+              <a:graphicData uri="http://schemas.openxmlformats.org/drawingml/2006/picture">
+                <pic:pic xmlns:pic="http://schemas.openxmlformats.org/drawingml/2006/picture">
+                  <pic:nvPicPr>
+                    <pic:cNvPr id="1" name="Képkivágás.PNG"/>
+                    <pic:cNvPicPr/>
+                  </pic:nvPicPr>
+                  <pic:blipFill>
+                    <a:blip r:embed="rId4">
+                      <a:extLst>
+                        <a:ext uri="{28A0092B-C50C-407E-A947-70E740481C1C}">
+                          <a14:useLocalDpi xmlns:a14="http://schemas.microsoft.com/office/drawing/2010/main" val="0"/>
+                        </a:ext>
+                      </a:extLst>
+                    </a:blip>
+                    <a:stretch>
+                      <a:fillRect/>
+                    </a:stretch>
+                  </pic:blipFill>
+                  <pic:spPr>
+                    <a:xfrm>
+                      <a:off x="0" y="0"/>
+                      <a:ext cx="3383573" cy="1409822"/>
+                    </a:xfrm>
+                    <a:prstGeom prst="rect">
+                      <a:avLst/>
+                    </a:prstGeom>
+                  </pic:spPr>
+                </pic:pic>
+              </a:graphicData>
+            </a:graphic>
+          </wp:inline>
+        </w:drawing>
+      </w:r>
+    </w:p>
+    <w:p>
       <w:pPr>
         <w:rPr>
           <w:rFonts w:ascii="Arial Black" w:hAnsi="Arial Black"/>
@@ -10,21 +67,49 @@
           <w:szCs w:val="48"/>
         </w:rPr>
       </w:pPr>
-      <w:r>
-        <w:tab/>
-      </w:r>
-      <w:r>
-        <w:tab/>
-      </w:r>
-      <w:r>
-        <w:tab/>
-      </w:r>
-      <w:r>
+    </w:p>
+    <w:p>
+      <w:pPr>
         <w:rPr>
           <w:rFonts w:ascii="Arial Black" w:hAnsi="Arial Black"/>
           <w:sz w:val="48"/>
           <w:szCs w:val="48"/>
         </w:rPr>
+      </w:pPr>
+    </w:p>
+    <w:p>
+      <w:pPr>
+        <w:rPr>
+          <w:rFonts w:ascii="Arial Black" w:hAnsi="Arial Black"/>
+          <w:sz w:val="48"/>
+          <w:szCs w:val="48"/>
+        </w:rPr>
+      </w:pPr>
+    </w:p>
+    <w:p>
+      <w:pPr>
+        <w:rPr>
+          <w:rFonts w:ascii="Arial Black" w:hAnsi="Arial Black"/>
+          <w:sz w:val="48"/>
+          <w:szCs w:val="48"/>
+        </w:rPr>
+      </w:pPr>
+    </w:p>
+    <w:p>
+      <w:pPr>
+        <w:ind w:left="1416" w:firstLine="708"/>
+        <w:rPr>
+          <w:rFonts w:ascii="Arial Black" w:hAnsi="Arial Black"/>
+          <w:sz w:val="48"/>
+          <w:szCs w:val="48"/>
+        </w:rPr>
+      </w:pPr>
+      <w:r>
+        <w:rPr>
+          <w:rFonts w:ascii="Arial Black" w:hAnsi="Arial Black"/>
+          <w:sz w:val="48"/>
+          <w:szCs w:val="48"/>
+        </w:rPr>
         <w:t>ZÁRÓDOLGOZAT</w:t>
       </w:r>
     </w:p>
@@ -54,15 +139,6 @@
           <w:szCs w:val="32"/>
         </w:rPr>
       </w:pPr>
-    </w:p>
-    <w:p>
-      <w:pPr>
-        <w:rPr>
-          <w:rFonts w:cstheme="minorHAnsi"/>
-          <w:sz w:val="32"/>
-          <w:szCs w:val="32"/>
-        </w:rPr>
-      </w:pPr>
       <w:r>
         <w:rPr>
           <w:rFonts w:ascii="Arial Black" w:hAnsi="Arial Black"/>
@@ -87,12 +163,30 @@
         </w:rPr>
         <w:tab/>
       </w:r>
-      <w:r>
+    </w:p>
+    <w:p>
+      <w:pPr>
         <w:rPr>
           <w:rFonts w:ascii="Arial Black" w:hAnsi="Arial Black"/>
           <w:sz w:val="32"/>
           <w:szCs w:val="32"/>
         </w:rPr>
+      </w:pPr>
+    </w:p>
+    <w:p>
+      <w:pPr>
+        <w:rPr>
+          <w:rFonts w:cstheme="minorHAnsi"/>
+          <w:sz w:val="32"/>
+          <w:szCs w:val="32"/>
+        </w:rPr>
+      </w:pPr>
+      <w:r>
+        <w:rPr>
+          <w:rFonts w:ascii="Arial Black" w:hAnsi="Arial Black"/>
+          <w:sz w:val="32"/>
+          <w:szCs w:val="32"/>
+        </w:rPr>
         <w:tab/>
       </w:r>
       <w:r>
@@ -145,6 +239,30 @@
       </w:r>
       <w:r>
         <w:rPr>
+          <w:rFonts w:ascii="Arial Black" w:hAnsi="Arial Black"/>
+          <w:sz w:val="32"/>
+          <w:szCs w:val="32"/>
+        </w:rPr>
+        <w:tab/>
+      </w:r>
+      <w:r>
+        <w:rPr>
+          <w:rFonts w:ascii="Arial Black" w:hAnsi="Arial Black"/>
+          <w:sz w:val="32"/>
+          <w:szCs w:val="32"/>
+        </w:rPr>
+        <w:tab/>
+      </w:r>
+      <w:r>
+        <w:rPr>
+          <w:rFonts w:ascii="Arial Black" w:hAnsi="Arial Black"/>
+          <w:sz w:val="32"/>
+          <w:szCs w:val="32"/>
+        </w:rPr>
+        <w:tab/>
+      </w:r>
+      <w:r>
+        <w:rPr>
           <w:rFonts w:cstheme="minorHAnsi"/>
           <w:sz w:val="32"/>
           <w:szCs w:val="32"/>
@@ -191,165 +309,1099 @@
           <w:szCs w:val="32"/>
         </w:rPr>
         <w:tab/>
-        <w:t>Csoma Dávid Tibor-</w:t>
+        <w:t>Csoma Dávid Tibor-Klima László-Kocsis Botond</w:t>
+      </w:r>
+    </w:p>
+    <w:p>
+      <w:pPr>
+        <w:ind w:left="7080"/>
+        <w:rPr>
+          <w:rFonts w:cstheme="minorHAnsi"/>
+          <w:sz w:val="32"/>
+          <w:szCs w:val="32"/>
+        </w:rPr>
+      </w:pPr>
+      <w:r>
+        <w:rPr>
+          <w:rFonts w:cstheme="minorHAnsi"/>
+          <w:sz w:val="32"/>
+          <w:szCs w:val="32"/>
+        </w:rPr>
+        <w:t>Konzulens:</w:t>
+      </w:r>
+    </w:p>
+    <w:p>
+      <w:pPr>
+        <w:ind w:left="5664" w:firstLine="708"/>
+        <w:rPr>
+          <w:rFonts w:cstheme="minorHAnsi"/>
+          <w:sz w:val="32"/>
+          <w:szCs w:val="32"/>
+        </w:rPr>
+      </w:pPr>
+      <w:r>
+        <w:rPr>
+          <w:rFonts w:cstheme="minorHAnsi"/>
+          <w:sz w:val="32"/>
+          <w:szCs w:val="32"/>
+        </w:rPr>
+        <w:t>Kasza László Róbert</w:t>
+      </w:r>
+    </w:p>
+    <w:p>
+      <w:pPr>
+        <w:ind w:left="5664" w:firstLine="708"/>
+        <w:rPr>
+          <w:rFonts w:cstheme="minorHAnsi"/>
+          <w:sz w:val="32"/>
+          <w:szCs w:val="32"/>
+        </w:rPr>
+      </w:pPr>
+    </w:p>
+    <w:p>
+      <w:pPr>
+        <w:rPr>
+          <w:rFonts w:cstheme="minorHAnsi"/>
+          <w:sz w:val="32"/>
+          <w:szCs w:val="32"/>
+        </w:rPr>
+      </w:pPr>
+      <w:r>
+        <w:rPr>
+          <w:rFonts w:cstheme="minorHAnsi"/>
+          <w:sz w:val="32"/>
+          <w:szCs w:val="32"/>
+        </w:rPr>
+        <w:tab/>
+      </w:r>
+      <w:r>
+        <w:rPr>
+          <w:rFonts w:cstheme="minorHAnsi"/>
+          <w:sz w:val="32"/>
+          <w:szCs w:val="32"/>
+        </w:rPr>
+        <w:tab/>
+      </w:r>
+      <w:r>
+        <w:rPr>
+          <w:rFonts w:cstheme="minorHAnsi"/>
+          <w:sz w:val="32"/>
+          <w:szCs w:val="32"/>
+        </w:rPr>
+        <w:tab/>
+      </w:r>
+      <w:r>
+        <w:rPr>
+          <w:rFonts w:cstheme="minorHAnsi"/>
+          <w:sz w:val="32"/>
+          <w:szCs w:val="32"/>
+        </w:rPr>
+        <w:tab/>
+      </w:r>
+      <w:r>
+        <w:rPr>
+          <w:rFonts w:cstheme="minorHAnsi"/>
+          <w:sz w:val="32"/>
+          <w:szCs w:val="32"/>
+        </w:rPr>
+        <w:tab/>
+      </w:r>
+      <w:r>
+        <w:rPr>
+          <w:rFonts w:cstheme="minorHAnsi"/>
+          <w:sz w:val="32"/>
+          <w:szCs w:val="32"/>
+        </w:rPr>
+        <w:t>Miskolc</w:t>
+      </w:r>
+    </w:p>
+    <w:p>
+      <w:pPr>
+        <w:ind w:left="2832" w:firstLine="708"/>
+        <w:rPr>
+          <w:rFonts w:cstheme="minorHAnsi"/>
+          <w:sz w:val="32"/>
+          <w:szCs w:val="32"/>
+        </w:rPr>
+      </w:pPr>
+      <w:r>
+        <w:rPr>
+          <w:rFonts w:cstheme="minorHAnsi"/>
+          <w:sz w:val="32"/>
+          <w:szCs w:val="32"/>
+        </w:rPr>
+        <w:t>202</w:t>
+      </w:r>
+      <w:r>
+        <w:rPr>
+          <w:rFonts w:cstheme="minorHAnsi"/>
+          <w:sz w:val="32"/>
+          <w:szCs w:val="32"/>
+        </w:rPr>
+        <w:t>5.</w:t>
+      </w:r>
+    </w:p>
+    <w:p>
+      <w:pPr>
+        <w:rPr>
+          <w:rFonts w:cstheme="minorHAnsi"/>
+          <w:sz w:val="32"/>
+          <w:szCs w:val="32"/>
+        </w:rPr>
+      </w:pPr>
+    </w:p>
+    <w:p>
+      <w:pPr>
+        <w:ind w:left="708" w:firstLine="708"/>
+        <w:rPr>
+          <w:rFonts w:cstheme="minorHAnsi"/>
+          <w:sz w:val="32"/>
+          <w:szCs w:val="32"/>
+        </w:rPr>
+      </w:pPr>
+      <w:r>
+        <w:rPr>
+          <w:rFonts w:cstheme="minorHAnsi"/>
+          <w:sz w:val="32"/>
+          <w:szCs w:val="32"/>
+        </w:rPr>
+        <w:lastRenderedPageBreak/>
+        <w:t>Miskolci SZC Kandó Kálmán Informatikai Technikum</w:t>
+      </w:r>
+    </w:p>
+    <w:p>
+      <w:pPr>
+        <w:rPr>
+          <w:rFonts w:cstheme="minorHAnsi"/>
+          <w:sz w:val="32"/>
+          <w:szCs w:val="32"/>
+        </w:rPr>
+      </w:pPr>
+    </w:p>
+    <w:p>
+      <w:pPr>
+        <w:ind w:left="2124" w:firstLine="708"/>
+        <w:rPr>
+          <w:rFonts w:cstheme="minorHAnsi"/>
+          <w:sz w:val="32"/>
+          <w:szCs w:val="32"/>
+        </w:rPr>
+      </w:pPr>
+      <w:r>
+        <w:rPr>
+          <w:rFonts w:cstheme="minorHAnsi"/>
+          <w:sz w:val="32"/>
+          <w:szCs w:val="32"/>
+        </w:rPr>
+        <w:t>Miskolci Szakképzési Centrum</w:t>
+      </w:r>
+    </w:p>
+    <w:p>
+      <w:pPr>
+        <w:ind w:left="1416" w:firstLine="708"/>
+        <w:rPr>
+          <w:rFonts w:cstheme="minorHAnsi"/>
+          <w:sz w:val="32"/>
+          <w:szCs w:val="32"/>
+        </w:rPr>
+      </w:pPr>
+      <w:r>
+        <w:rPr>
+          <w:rFonts w:cstheme="minorHAnsi"/>
+          <w:sz w:val="32"/>
+          <w:szCs w:val="32"/>
+        </w:rPr>
+        <w:t>SZOFTVERFEJLESZTŐ- ÉS TESZTELŐ SZAK</w:t>
+      </w:r>
+    </w:p>
+    <w:p>
+      <w:pPr>
+        <w:rPr>
+          <w:rFonts w:cstheme="minorHAnsi"/>
+          <w:sz w:val="32"/>
+          <w:szCs w:val="32"/>
+        </w:rPr>
+      </w:pPr>
+      <w:r>
+        <w:rPr>
+          <w:rFonts w:cstheme="minorHAnsi"/>
+          <w:sz w:val="32"/>
+          <w:szCs w:val="32"/>
+        </w:rPr>
+        <w:tab/>
+      </w:r>
+      <w:r>
+        <w:rPr>
+          <w:rFonts w:cstheme="minorHAnsi"/>
+          <w:sz w:val="32"/>
+          <w:szCs w:val="32"/>
+        </w:rPr>
+        <w:tab/>
+        <w:t xml:space="preserve"> </w:t>
+      </w:r>
+    </w:p>
+    <w:p>
+      <w:pPr>
+        <w:rPr>
+          <w:rFonts w:cstheme="minorHAnsi"/>
+          <w:sz w:val="32"/>
+          <w:szCs w:val="32"/>
+        </w:rPr>
+      </w:pPr>
+    </w:p>
+    <w:p>
+      <w:pPr>
+        <w:ind w:left="1416" w:firstLine="708"/>
+        <w:rPr>
+          <w:rFonts w:ascii="Arial Black" w:hAnsi="Arial Black" w:cstheme="minorHAnsi"/>
+          <w:sz w:val="44"/>
+          <w:szCs w:val="44"/>
+        </w:rPr>
+      </w:pPr>
+      <w:r>
+        <w:rPr>
+          <w:rFonts w:ascii="Arial Black" w:hAnsi="Arial Black" w:cstheme="minorHAnsi"/>
+          <w:sz w:val="44"/>
+          <w:szCs w:val="44"/>
+        </w:rPr>
+        <w:t>Ingatlan Közvetítő</w:t>
+      </w:r>
+    </w:p>
+    <w:p>
+      <w:pPr>
+        <w:ind w:left="1416" w:firstLine="708"/>
+        <w:rPr>
+          <w:rFonts w:ascii="Arial Black" w:hAnsi="Arial Black" w:cstheme="minorHAnsi"/>
+          <w:sz w:val="44"/>
+          <w:szCs w:val="44"/>
+        </w:rPr>
+      </w:pPr>
+    </w:p>
+    <w:p>
+      <w:pPr>
+        <w:ind w:left="1416" w:firstLine="708"/>
+        <w:rPr>
+          <w:rFonts w:cstheme="minorHAnsi"/>
+          <w:sz w:val="32"/>
+          <w:szCs w:val="32"/>
+        </w:rPr>
+      </w:pPr>
+    </w:p>
+    <w:p>
+      <w:pPr>
+        <w:ind w:left="2124" w:firstLine="708"/>
+        <w:rPr>
+          <w:rFonts w:cstheme="minorHAnsi"/>
+          <w:sz w:val="32"/>
+          <w:szCs w:val="32"/>
+        </w:rPr>
+      </w:pPr>
+    </w:p>
+    <w:p>
+      <w:pPr>
+        <w:ind w:left="2124" w:firstLine="708"/>
+        <w:rPr>
+          <w:rFonts w:cstheme="minorHAnsi"/>
+          <w:sz w:val="32"/>
+          <w:szCs w:val="32"/>
+        </w:rPr>
+      </w:pPr>
+    </w:p>
+    <w:p>
+      <w:pPr>
+        <w:ind w:left="2124" w:firstLine="708"/>
+        <w:rPr>
+          <w:rFonts w:cstheme="minorHAnsi"/>
+          <w:sz w:val="32"/>
+          <w:szCs w:val="32"/>
+        </w:rPr>
+      </w:pPr>
+    </w:p>
+    <w:p>
+      <w:pPr>
+        <w:ind w:left="2124" w:firstLine="708"/>
+        <w:rPr>
+          <w:rFonts w:cstheme="minorHAnsi"/>
+          <w:sz w:val="32"/>
+          <w:szCs w:val="32"/>
+        </w:rPr>
+      </w:pPr>
+    </w:p>
+    <w:p>
+      <w:pPr>
+        <w:ind w:left="2124" w:firstLine="708"/>
+        <w:rPr>
+          <w:rFonts w:cstheme="minorHAnsi"/>
+          <w:sz w:val="32"/>
+          <w:szCs w:val="32"/>
+        </w:rPr>
+      </w:pPr>
+    </w:p>
+    <w:p>
+      <w:pPr>
+        <w:ind w:left="2124" w:firstLine="708"/>
+        <w:rPr>
+          <w:rFonts w:cstheme="minorHAnsi"/>
+          <w:sz w:val="32"/>
+          <w:szCs w:val="32"/>
+        </w:rPr>
+      </w:pPr>
+    </w:p>
+    <w:p>
+      <w:pPr>
+        <w:ind w:left="2124" w:firstLine="708"/>
+        <w:rPr>
+          <w:rFonts w:cstheme="minorHAnsi"/>
+          <w:sz w:val="32"/>
+          <w:szCs w:val="32"/>
+        </w:rPr>
+      </w:pPr>
+    </w:p>
+    <w:p>
+      <w:pPr>
+        <w:ind w:left="2124" w:firstLine="708"/>
+        <w:rPr>
+          <w:rFonts w:cstheme="minorHAnsi"/>
+          <w:sz w:val="32"/>
+          <w:szCs w:val="32"/>
+        </w:rPr>
+      </w:pPr>
+    </w:p>
+    <w:p>
+      <w:pPr>
+        <w:ind w:left="2124" w:firstLine="708"/>
+        <w:rPr>
+          <w:rFonts w:cstheme="minorHAnsi"/>
+          <w:sz w:val="28"/>
+          <w:szCs w:val="28"/>
+        </w:rPr>
+      </w:pPr>
+    </w:p>
+    <w:p>
+      <w:pPr>
+        <w:ind w:left="2124" w:firstLine="708"/>
+        <w:rPr>
+          <w:rFonts w:cstheme="minorHAnsi"/>
+          <w:sz w:val="32"/>
+          <w:szCs w:val="32"/>
+        </w:rPr>
+      </w:pPr>
+    </w:p>
+    <w:p>
+      <w:pPr>
+        <w:ind w:left="2124" w:firstLine="708"/>
+        <w:rPr>
+          <w:rFonts w:cstheme="minorHAnsi"/>
+          <w:sz w:val="32"/>
+          <w:szCs w:val="32"/>
+        </w:rPr>
+      </w:pPr>
+    </w:p>
+    <w:p>
+      <w:pPr>
+        <w:ind w:left="2124" w:firstLine="708"/>
+        <w:rPr>
+          <w:rFonts w:cstheme="minorHAnsi"/>
+          <w:sz w:val="32"/>
+          <w:szCs w:val="32"/>
+        </w:rPr>
+      </w:pPr>
+    </w:p>
+    <w:p>
+      <w:pPr>
+        <w:rPr>
+          <w:rFonts w:cstheme="minorHAnsi"/>
+          <w:sz w:val="28"/>
+          <w:szCs w:val="28"/>
+        </w:rPr>
+      </w:pPr>
+      <w:r>
+        <w:rPr>
+          <w:rFonts w:cstheme="minorHAnsi"/>
+          <w:sz w:val="32"/>
+          <w:szCs w:val="32"/>
+        </w:rPr>
+        <w:tab/>
+      </w:r>
+      <w:r>
+        <w:rPr>
+          <w:rFonts w:cstheme="minorHAnsi"/>
+          <w:sz w:val="32"/>
+          <w:szCs w:val="32"/>
+        </w:rPr>
+        <w:tab/>
+      </w:r>
+      <w:r>
+        <w:rPr>
+          <w:rFonts w:cstheme="minorHAnsi"/>
+          <w:sz w:val="32"/>
+          <w:szCs w:val="32"/>
+        </w:rPr>
+        <w:tab/>
+      </w:r>
+      <w:r>
+        <w:rPr>
+          <w:rFonts w:cstheme="minorHAnsi"/>
+          <w:sz w:val="32"/>
+          <w:szCs w:val="32"/>
+        </w:rPr>
+        <w:tab/>
+      </w:r>
+      <w:r>
+        <w:rPr>
+          <w:rFonts w:cstheme="minorHAnsi"/>
+          <w:sz w:val="32"/>
+          <w:szCs w:val="32"/>
+        </w:rPr>
+        <w:tab/>
+      </w:r>
+      <w:r>
+        <w:rPr>
+          <w:rFonts w:cstheme="minorHAnsi"/>
+          <w:sz w:val="28"/>
+          <w:szCs w:val="28"/>
+        </w:rPr>
+        <w:t>Csoma Dávid Tibor-Klima László-Kocsis Botond</w:t>
+      </w:r>
+    </w:p>
+    <w:p>
+      <w:pPr>
+        <w:rPr>
+          <w:rFonts w:cstheme="minorHAnsi"/>
+          <w:sz w:val="28"/>
+          <w:szCs w:val="28"/>
+        </w:rPr>
+      </w:pPr>
+      <w:r>
+        <w:rPr>
+          <w:rFonts w:cstheme="minorHAnsi"/>
+          <w:sz w:val="32"/>
+          <w:szCs w:val="32"/>
+        </w:rPr>
+        <w:tab/>
+      </w:r>
+      <w:r>
+        <w:rPr>
+          <w:rFonts w:cstheme="minorHAnsi"/>
+          <w:sz w:val="32"/>
+          <w:szCs w:val="32"/>
+        </w:rPr>
+        <w:tab/>
+      </w:r>
+      <w:r>
+        <w:rPr>
+          <w:rFonts w:cstheme="minorHAnsi"/>
+          <w:sz w:val="32"/>
+          <w:szCs w:val="32"/>
+        </w:rPr>
+        <w:tab/>
+      </w:r>
+      <w:r>
+        <w:rPr>
+          <w:rFonts w:cstheme="minorHAnsi"/>
+          <w:sz w:val="32"/>
+          <w:szCs w:val="32"/>
+        </w:rPr>
+        <w:tab/>
+      </w:r>
+      <w:r>
+        <w:rPr>
+          <w:rFonts w:cstheme="minorHAnsi"/>
+          <w:sz w:val="28"/>
+          <w:szCs w:val="28"/>
+        </w:rPr>
+        <w:t>2024-2025</w:t>
+      </w:r>
+    </w:p>
+    <w:p>
+      <w:pPr>
+        <w:ind w:left="2124" w:firstLine="708"/>
+        <w:rPr>
+          <w:rFonts w:cstheme="minorHAnsi"/>
+          <w:sz w:val="28"/>
+          <w:szCs w:val="28"/>
+        </w:rPr>
+      </w:pPr>
+      <w:r>
+        <w:rPr>
+          <w:rFonts w:cstheme="minorHAnsi"/>
+          <w:sz w:val="28"/>
+          <w:szCs w:val="28"/>
+        </w:rPr>
+        <w:lastRenderedPageBreak/>
+        <w:t>Tartalomjegyzék</w:t>
+      </w:r>
+    </w:p>
+    <w:p>
+      <w:pPr>
+        <w:ind w:left="2124" w:firstLine="708"/>
+        <w:rPr>
+          <w:rFonts w:cstheme="minorHAnsi"/>
+          <w:sz w:val="28"/>
+          <w:szCs w:val="28"/>
+        </w:rPr>
+      </w:pPr>
+    </w:p>
+    <w:p>
+      <w:pPr>
+        <w:rPr>
+          <w:rFonts w:cstheme="minorHAnsi"/>
+          <w:sz w:val="24"/>
+          <w:szCs w:val="24"/>
+        </w:rPr>
+      </w:pPr>
+      <w:r>
+        <w:rPr>
+          <w:rFonts w:cstheme="minorHAnsi"/>
+          <w:sz w:val="24"/>
+          <w:szCs w:val="24"/>
+        </w:rPr>
+        <w:t>Bevezetés 1</w:t>
+      </w:r>
+    </w:p>
+    <w:p>
+      <w:pPr>
+        <w:rPr>
+          <w:rFonts w:cstheme="minorHAnsi"/>
+          <w:sz w:val="24"/>
+          <w:szCs w:val="24"/>
+        </w:rPr>
+      </w:pPr>
+      <w:r>
+        <w:rPr>
+          <w:rFonts w:cstheme="minorHAnsi"/>
+          <w:sz w:val="24"/>
+          <w:szCs w:val="24"/>
+        </w:rPr>
+        <w:t>Programozási nyelvek és technológiák 2</w:t>
+      </w:r>
+    </w:p>
+    <w:p>
+      <w:pPr>
+        <w:rPr>
+          <w:rFonts w:cstheme="minorHAnsi"/>
+          <w:sz w:val="24"/>
+          <w:szCs w:val="24"/>
+        </w:rPr>
+      </w:pPr>
+      <w:r>
+        <w:rPr>
+          <w:rFonts w:cstheme="minorHAnsi"/>
+          <w:sz w:val="24"/>
+          <w:szCs w:val="24"/>
+        </w:rPr>
+        <w:t>MySQL adatbázis (</w:t>
       </w:r>
       <w:proofErr w:type="spellStart"/>
       <w:r>
         <w:rPr>
           <w:rFonts w:cstheme="minorHAnsi"/>
-          <w:sz w:val="32"/>
-          <w:szCs w:val="32"/>
-        </w:rPr>
-        <w:t>Klima</w:t>
+          <w:sz w:val="24"/>
+          <w:szCs w:val="24"/>
+        </w:rPr>
+        <w:t>Database</w:t>
       </w:r>
       <w:proofErr w:type="spellEnd"/>
       <w:r>
         <w:rPr>
           <w:rFonts w:cstheme="minorHAnsi"/>
-          <w:sz w:val="32"/>
-          <w:szCs w:val="32"/>
-        </w:rPr>
-        <w:t xml:space="preserve"> László-Kocsis Botond</w:t>
-      </w:r>
-    </w:p>
-    <w:p>
-      <w:pPr>
-        <w:ind w:left="7080"/>
-        <w:rPr>
-          <w:rFonts w:cstheme="minorHAnsi"/>
-          <w:sz w:val="32"/>
-          <w:szCs w:val="32"/>
-        </w:rPr>
-      </w:pPr>
-      <w:r>
-        <w:rPr>
-          <w:rFonts w:cstheme="minorHAnsi"/>
-          <w:sz w:val="32"/>
-          <w:szCs w:val="32"/>
-        </w:rPr>
-        <w:t>Konzulens:</w:t>
-      </w:r>
-    </w:p>
-    <w:p>
-      <w:pPr>
-        <w:rPr>
-          <w:rFonts w:cstheme="minorHAnsi"/>
-          <w:sz w:val="32"/>
-          <w:szCs w:val="32"/>
-        </w:rPr>
-      </w:pPr>
-    </w:p>
-    <w:p>
-      <w:pPr>
-        <w:rPr>
-          <w:rFonts w:cstheme="minorHAnsi"/>
-          <w:sz w:val="32"/>
-          <w:szCs w:val="32"/>
-        </w:rPr>
-      </w:pPr>
-      <w:r>
-        <w:rPr>
-          <w:rFonts w:cstheme="minorHAnsi"/>
-          <w:sz w:val="32"/>
-          <w:szCs w:val="32"/>
-        </w:rPr>
-        <w:t>Miskolci SZC Kandó Kálmán Informatikai Technikum</w:t>
-      </w:r>
-    </w:p>
-    <w:p>
-      <w:pPr>
-        <w:rPr>
-          <w:rFonts w:cstheme="minorHAnsi"/>
-          <w:sz w:val="32"/>
-          <w:szCs w:val="32"/>
-        </w:rPr>
-      </w:pPr>
-    </w:p>
-    <w:p>
-      <w:pPr>
-        <w:rPr>
-          <w:rFonts w:cstheme="minorHAnsi"/>
-          <w:sz w:val="32"/>
-          <w:szCs w:val="32"/>
-        </w:rPr>
-      </w:pPr>
-      <w:r>
-        <w:rPr>
-          <w:rFonts w:cstheme="minorHAnsi"/>
-          <w:sz w:val="32"/>
-          <w:szCs w:val="32"/>
-        </w:rPr>
-        <w:t>Miskolci Szakképzési Centrum</w:t>
-      </w:r>
-    </w:p>
-    <w:p>
-      <w:pPr>
-        <w:rPr>
-          <w:rFonts w:cstheme="minorHAnsi"/>
-          <w:sz w:val="32"/>
-          <w:szCs w:val="32"/>
-        </w:rPr>
-      </w:pPr>
-      <w:r>
-        <w:rPr>
-          <w:rFonts w:cstheme="minorHAnsi"/>
-          <w:sz w:val="32"/>
-          <w:szCs w:val="32"/>
-        </w:rPr>
-        <w:t>SZOFTVERFEJLESZTŐ- ÉS TESZTELŐ SZAK</w:t>
-      </w:r>
-    </w:p>
-    <w:p>
-      <w:pPr>
-        <w:rPr>
-          <w:rFonts w:cstheme="minorHAnsi"/>
-          <w:sz w:val="32"/>
-          <w:szCs w:val="32"/>
-        </w:rPr>
-      </w:pPr>
-    </w:p>
-    <w:p>
-      <w:pPr>
-        <w:rPr>
-          <w:rFonts w:cstheme="minorHAnsi"/>
-          <w:sz w:val="32"/>
-          <w:szCs w:val="32"/>
-        </w:rPr>
-      </w:pPr>
-      <w:r>
-        <w:rPr>
-          <w:rFonts w:cstheme="minorHAnsi"/>
-          <w:sz w:val="32"/>
-          <w:szCs w:val="32"/>
-        </w:rPr>
-        <w:tab/>
-      </w:r>
-      <w:r>
-        <w:rPr>
-          <w:rFonts w:cstheme="minorHAnsi"/>
-          <w:sz w:val="32"/>
-          <w:szCs w:val="32"/>
-        </w:rPr>
-        <w:tab/>
-      </w:r>
-      <w:r>
-        <w:rPr>
-          <w:rFonts w:cstheme="minorHAnsi"/>
-          <w:sz w:val="32"/>
-          <w:szCs w:val="32"/>
-        </w:rPr>
-        <w:tab/>
-        <w:t xml:space="preserve">Ingatlanos </w:t>
-      </w:r>
-    </w:p>
-    <w:p>
-      <w:pPr>
-        <w:rPr>
-          <w:rFonts w:cstheme="minorHAnsi"/>
-          <w:sz w:val="32"/>
-          <w:szCs w:val="32"/>
-        </w:rPr>
-      </w:pPr>
+          <w:sz w:val="24"/>
+          <w:szCs w:val="24"/>
+        </w:rPr>
+        <w:t>) 2</w:t>
+      </w:r>
+    </w:p>
+    <w:p>
+      <w:pPr>
+        <w:rPr>
+          <w:rFonts w:cstheme="minorHAnsi"/>
+          <w:sz w:val="24"/>
+          <w:szCs w:val="24"/>
+        </w:rPr>
+      </w:pPr>
+      <w:r>
+        <w:rPr>
+          <w:rFonts w:cstheme="minorHAnsi"/>
+          <w:sz w:val="24"/>
+          <w:szCs w:val="24"/>
+        </w:rPr>
+        <w:t>Az adatbázis fogalma 2</w:t>
+      </w:r>
+    </w:p>
+    <w:p>
+      <w:pPr>
+        <w:rPr>
+          <w:rFonts w:cstheme="minorHAnsi"/>
+          <w:sz w:val="24"/>
+          <w:szCs w:val="24"/>
+        </w:rPr>
+      </w:pPr>
+      <w:r>
+        <w:rPr>
+          <w:rFonts w:cstheme="minorHAnsi"/>
+          <w:sz w:val="24"/>
+          <w:szCs w:val="24"/>
+        </w:rPr>
+        <w:t>Mi az SQL? (Strukturált lekérdező nyelv) 3</w:t>
+      </w:r>
+    </w:p>
+    <w:p>
+      <w:pPr>
+        <w:rPr>
+          <w:rFonts w:cstheme="minorHAnsi"/>
+          <w:sz w:val="24"/>
+          <w:szCs w:val="24"/>
+        </w:rPr>
+      </w:pPr>
+      <w:r>
+        <w:rPr>
+          <w:rFonts w:cstheme="minorHAnsi"/>
+          <w:sz w:val="24"/>
+          <w:szCs w:val="24"/>
+        </w:rPr>
+        <w:t>PHPMYADMIN és a XAMPP 4</w:t>
+      </w:r>
+    </w:p>
+    <w:p>
+      <w:pPr>
+        <w:rPr>
+          <w:rFonts w:cstheme="minorHAnsi"/>
+          <w:sz w:val="24"/>
+          <w:szCs w:val="24"/>
+        </w:rPr>
+      </w:pPr>
+      <w:r>
+        <w:rPr>
+          <w:rFonts w:cstheme="minorHAnsi"/>
+          <w:sz w:val="24"/>
+          <w:szCs w:val="24"/>
+        </w:rPr>
+        <w:t>HTML 5</w:t>
+      </w:r>
+    </w:p>
+    <w:p>
+      <w:pPr>
+        <w:rPr>
+          <w:rFonts w:cstheme="minorHAnsi"/>
+          <w:sz w:val="24"/>
+          <w:szCs w:val="24"/>
+        </w:rPr>
+      </w:pPr>
+      <w:r>
+        <w:rPr>
+          <w:rFonts w:cstheme="minorHAnsi"/>
+          <w:sz w:val="24"/>
+          <w:szCs w:val="24"/>
+        </w:rPr>
+        <w:t>CSS 6</w:t>
+      </w:r>
+    </w:p>
+    <w:p>
+      <w:pPr>
+        <w:rPr>
+          <w:rFonts w:cstheme="minorHAnsi"/>
+          <w:sz w:val="24"/>
+          <w:szCs w:val="24"/>
+        </w:rPr>
+      </w:pPr>
+      <w:proofErr w:type="spellStart"/>
+      <w:r>
+        <w:rPr>
+          <w:rFonts w:cstheme="minorHAnsi"/>
+          <w:sz w:val="24"/>
+          <w:szCs w:val="24"/>
+        </w:rPr>
+        <w:t>Bootstrap</w:t>
+      </w:r>
+      <w:proofErr w:type="spellEnd"/>
+      <w:r>
+        <w:rPr>
+          <w:rFonts w:cstheme="minorHAnsi"/>
+          <w:sz w:val="24"/>
+          <w:szCs w:val="24"/>
+        </w:rPr>
+        <w:t xml:space="preserve"> 7</w:t>
+      </w:r>
+    </w:p>
+    <w:p>
+      <w:pPr>
+        <w:rPr>
+          <w:rFonts w:cstheme="minorHAnsi"/>
+          <w:sz w:val="24"/>
+          <w:szCs w:val="24"/>
+        </w:rPr>
+      </w:pPr>
+      <w:proofErr w:type="spellStart"/>
+      <w:r>
+        <w:rPr>
+          <w:rFonts w:cstheme="minorHAnsi"/>
+          <w:sz w:val="24"/>
+          <w:szCs w:val="24"/>
+        </w:rPr>
+        <w:t>React</w:t>
+      </w:r>
+      <w:proofErr w:type="spellEnd"/>
+      <w:r>
+        <w:rPr>
+          <w:rFonts w:cstheme="minorHAnsi"/>
+          <w:sz w:val="24"/>
+          <w:szCs w:val="24"/>
+        </w:rPr>
+        <w:t xml:space="preserve"> (webes frontend) 8</w:t>
+      </w:r>
+    </w:p>
+    <w:p>
+      <w:pPr>
+        <w:rPr>
+          <w:rFonts w:cstheme="minorHAnsi"/>
+          <w:sz w:val="24"/>
+          <w:szCs w:val="24"/>
+        </w:rPr>
+      </w:pPr>
+      <w:r>
+        <w:rPr>
+          <w:rFonts w:cstheme="minorHAnsi"/>
+          <w:sz w:val="24"/>
+          <w:szCs w:val="24"/>
+        </w:rPr>
+        <w:t xml:space="preserve">Hogy működik a </w:t>
+      </w:r>
+      <w:proofErr w:type="spellStart"/>
+      <w:r>
+        <w:rPr>
+          <w:rFonts w:cstheme="minorHAnsi"/>
+          <w:sz w:val="24"/>
+          <w:szCs w:val="24"/>
+        </w:rPr>
+        <w:t>React</w:t>
+      </w:r>
+      <w:proofErr w:type="spellEnd"/>
+      <w:r>
+        <w:rPr>
+          <w:rFonts w:cstheme="minorHAnsi"/>
+          <w:sz w:val="24"/>
+          <w:szCs w:val="24"/>
+        </w:rPr>
+        <w:t>? 9</w:t>
+      </w:r>
+    </w:p>
+    <w:p>
+      <w:pPr>
+        <w:rPr>
+          <w:rFonts w:cstheme="minorHAnsi"/>
+          <w:sz w:val="24"/>
+          <w:szCs w:val="24"/>
+        </w:rPr>
+      </w:pPr>
+      <w:r>
+        <w:rPr>
+          <w:rFonts w:cstheme="minorHAnsi"/>
+          <w:sz w:val="24"/>
+          <w:szCs w:val="24"/>
+        </w:rPr>
+        <w:t xml:space="preserve">Miért kedvelik a fejlesztők a </w:t>
+      </w:r>
+      <w:proofErr w:type="spellStart"/>
+      <w:r>
+        <w:rPr>
+          <w:rFonts w:cstheme="minorHAnsi"/>
+          <w:sz w:val="24"/>
+          <w:szCs w:val="24"/>
+        </w:rPr>
+        <w:t>Reactot</w:t>
+      </w:r>
+      <w:proofErr w:type="spellEnd"/>
+      <w:r>
+        <w:rPr>
+          <w:rFonts w:cstheme="minorHAnsi"/>
+          <w:sz w:val="24"/>
+          <w:szCs w:val="24"/>
+        </w:rPr>
+        <w:t>? 9</w:t>
+      </w:r>
+    </w:p>
+    <w:p>
+      <w:pPr>
+        <w:rPr>
+          <w:rFonts w:cstheme="minorHAnsi"/>
+          <w:sz w:val="24"/>
+          <w:szCs w:val="24"/>
+        </w:rPr>
+      </w:pPr>
+      <w:r>
+        <w:rPr>
+          <w:rFonts w:cstheme="minorHAnsi"/>
+          <w:sz w:val="24"/>
+          <w:szCs w:val="24"/>
+        </w:rPr>
+        <w:t xml:space="preserve">Dokumentum Objektum </w:t>
+      </w:r>
+      <w:proofErr w:type="spellStart"/>
+      <w:r>
+        <w:rPr>
+          <w:rFonts w:cstheme="minorHAnsi"/>
+          <w:sz w:val="24"/>
+          <w:szCs w:val="24"/>
+        </w:rPr>
+        <w:t>Model</w:t>
+      </w:r>
+      <w:proofErr w:type="spellEnd"/>
+      <w:r>
+        <w:rPr>
+          <w:rFonts w:cstheme="minorHAnsi"/>
+          <w:sz w:val="24"/>
+          <w:szCs w:val="24"/>
+        </w:rPr>
+        <w:t xml:space="preserve"> (DOM) 10</w:t>
+      </w:r>
+    </w:p>
+    <w:p>
+      <w:pPr>
+        <w:rPr>
+          <w:rFonts w:cstheme="minorHAnsi"/>
+          <w:sz w:val="24"/>
+          <w:szCs w:val="24"/>
+        </w:rPr>
+      </w:pPr>
+      <w:r>
+        <w:rPr>
+          <w:rFonts w:cstheme="minorHAnsi"/>
+          <w:sz w:val="24"/>
+          <w:szCs w:val="24"/>
+        </w:rPr>
+        <w:t>Backend 12</w:t>
+      </w:r>
+    </w:p>
+    <w:p>
+      <w:pPr>
+        <w:rPr>
+          <w:rFonts w:cstheme="minorHAnsi"/>
+          <w:sz w:val="24"/>
+          <w:szCs w:val="24"/>
+        </w:rPr>
+      </w:pPr>
+      <w:r>
+        <w:rPr>
+          <w:rFonts w:cstheme="minorHAnsi"/>
+          <w:sz w:val="24"/>
+          <w:szCs w:val="24"/>
+        </w:rPr>
+        <w:t>ASP.NET 13</w:t>
+      </w:r>
+    </w:p>
+    <w:p>
+      <w:pPr>
+        <w:rPr>
+          <w:rFonts w:cstheme="minorHAnsi"/>
+          <w:sz w:val="24"/>
+          <w:szCs w:val="24"/>
+        </w:rPr>
+      </w:pPr>
+      <w:r>
+        <w:rPr>
+          <w:rFonts w:cstheme="minorHAnsi"/>
+          <w:sz w:val="24"/>
+          <w:szCs w:val="24"/>
+        </w:rPr>
+        <w:t>A backend feladata 13</w:t>
+      </w:r>
+    </w:p>
+    <w:p>
+      <w:pPr>
+        <w:rPr>
+          <w:rFonts w:cstheme="minorHAnsi"/>
+          <w:sz w:val="24"/>
+          <w:szCs w:val="24"/>
+        </w:rPr>
+      </w:pPr>
+      <w:proofErr w:type="spellStart"/>
+      <w:r>
+        <w:rPr>
+          <w:rFonts w:cstheme="minorHAnsi"/>
+          <w:sz w:val="24"/>
+          <w:szCs w:val="24"/>
+        </w:rPr>
+        <w:t>Trello</w:t>
+      </w:r>
+      <w:proofErr w:type="spellEnd"/>
+      <w:r>
+        <w:rPr>
+          <w:rFonts w:cstheme="minorHAnsi"/>
+          <w:sz w:val="24"/>
+          <w:szCs w:val="24"/>
+        </w:rPr>
+        <w:t xml:space="preserve"> 14</w:t>
+      </w:r>
+    </w:p>
+    <w:p>
+      <w:pPr>
+        <w:rPr>
+          <w:rFonts w:cstheme="minorHAnsi"/>
+          <w:sz w:val="24"/>
+          <w:szCs w:val="24"/>
+        </w:rPr>
+      </w:pPr>
+      <w:r>
+        <w:rPr>
+          <w:rFonts w:cstheme="minorHAnsi"/>
+          <w:sz w:val="24"/>
+          <w:szCs w:val="24"/>
+        </w:rPr>
+        <w:t>A weboldal elképzelt váza: 15</w:t>
+      </w:r>
+    </w:p>
+    <w:p>
+      <w:pPr>
+        <w:rPr>
+          <w:rFonts w:cstheme="minorHAnsi"/>
+          <w:sz w:val="24"/>
+          <w:szCs w:val="24"/>
+        </w:rPr>
+      </w:pPr>
+      <w:r>
+        <w:rPr>
+          <w:rFonts w:cstheme="minorHAnsi"/>
+          <w:sz w:val="24"/>
+          <w:szCs w:val="24"/>
+        </w:rPr>
+        <w:t>Felhasználói dokumentáció 16</w:t>
+      </w:r>
+    </w:p>
+    <w:p>
+      <w:pPr>
+        <w:rPr>
+          <w:rFonts w:cstheme="minorHAnsi"/>
+          <w:sz w:val="24"/>
+          <w:szCs w:val="24"/>
+        </w:rPr>
+      </w:pPr>
+      <w:r>
+        <w:rPr>
+          <w:rFonts w:cstheme="minorHAnsi"/>
+          <w:sz w:val="24"/>
+          <w:szCs w:val="24"/>
+        </w:rPr>
+        <w:t>Főoldal 17</w:t>
+      </w:r>
+    </w:p>
+    <w:p>
+      <w:pPr>
+        <w:rPr>
+          <w:rFonts w:cstheme="minorHAnsi"/>
+          <w:sz w:val="24"/>
+          <w:szCs w:val="24"/>
+        </w:rPr>
+      </w:pPr>
+      <w:r>
+        <w:rPr>
+          <w:rFonts w:cstheme="minorHAnsi"/>
+          <w:sz w:val="24"/>
+          <w:szCs w:val="24"/>
+        </w:rPr>
+        <w:t>Termékek 17</w:t>
+      </w:r>
+    </w:p>
+    <w:p>
+      <w:pPr>
+        <w:rPr>
+          <w:rFonts w:cstheme="minorHAnsi"/>
+          <w:sz w:val="24"/>
+          <w:szCs w:val="24"/>
+        </w:rPr>
+      </w:pPr>
+      <w:r>
+        <w:rPr>
+          <w:rFonts w:cstheme="minorHAnsi"/>
+          <w:sz w:val="24"/>
+          <w:szCs w:val="24"/>
+        </w:rPr>
+        <w:t>Kosár 18</w:t>
+      </w:r>
+    </w:p>
+    <w:p>
+      <w:pPr>
+        <w:rPr>
+          <w:rFonts w:cstheme="minorHAnsi"/>
+          <w:sz w:val="24"/>
+          <w:szCs w:val="24"/>
+        </w:rPr>
+      </w:pPr>
+      <w:r>
+        <w:rPr>
+          <w:rFonts w:cstheme="minorHAnsi"/>
+          <w:sz w:val="24"/>
+          <w:szCs w:val="24"/>
+        </w:rPr>
+        <w:t>Regisztráció 19</w:t>
+      </w:r>
+    </w:p>
+    <w:p>
+      <w:pPr>
+        <w:rPr>
+          <w:rFonts w:cstheme="minorHAnsi"/>
+          <w:sz w:val="24"/>
+          <w:szCs w:val="24"/>
+        </w:rPr>
+      </w:pPr>
+      <w:r>
+        <w:rPr>
+          <w:rFonts w:cstheme="minorHAnsi"/>
+          <w:sz w:val="24"/>
+          <w:szCs w:val="24"/>
+        </w:rPr>
+        <w:t>Bejelentkezés 19</w:t>
+      </w:r>
+    </w:p>
+    <w:p>
+      <w:pPr>
+        <w:rPr>
+          <w:rFonts w:cstheme="minorHAnsi"/>
+          <w:sz w:val="24"/>
+          <w:szCs w:val="24"/>
+        </w:rPr>
+      </w:pPr>
+      <w:r>
+        <w:rPr>
+          <w:rFonts w:cstheme="minorHAnsi"/>
+          <w:sz w:val="24"/>
+          <w:szCs w:val="24"/>
+        </w:rPr>
+        <w:t>Rendelés 20</w:t>
+      </w:r>
+    </w:p>
+    <w:p>
+      <w:pPr>
+        <w:rPr>
+          <w:rFonts w:cstheme="minorHAnsi"/>
+          <w:sz w:val="24"/>
+          <w:szCs w:val="24"/>
+        </w:rPr>
+      </w:pPr>
+      <w:r>
+        <w:rPr>
+          <w:rFonts w:cstheme="minorHAnsi"/>
+          <w:sz w:val="24"/>
+          <w:szCs w:val="24"/>
+        </w:rPr>
+        <w:t>Tesztelés 20</w:t>
+      </w:r>
+    </w:p>
+    <w:p>
+      <w:pPr>
+        <w:rPr>
+          <w:rFonts w:cstheme="minorHAnsi"/>
+          <w:sz w:val="24"/>
+          <w:szCs w:val="24"/>
+        </w:rPr>
+      </w:pPr>
+      <w:r>
+        <w:rPr>
+          <w:rFonts w:cstheme="minorHAnsi"/>
+          <w:sz w:val="24"/>
+          <w:szCs w:val="24"/>
+        </w:rPr>
+        <w:t>Források: 22</w:t>
+      </w:r>
     </w:p>
     <w:p>
       <w:pPr>
@@ -366,6 +1418,7 @@
           <w:sz w:val="32"/>
           <w:szCs w:val="32"/>
         </w:rPr>
+        <w:lastRenderedPageBreak/>
         <w:t>Bevezetés</w:t>
       </w:r>
     </w:p>
@@ -401,38 +1454,1343 @@
         <w:pStyle w:val="NormlWeb"/>
       </w:pPr>
       <w:r>
+        <w:t>De hogyan születik meg egy ilyen ötlet? Ebben a dokumentációban bemutatjuk, hogyan alakítottuk ki az ingatlanos weboldalunkat, milyen eszközökkel és felépítéssel sikerült megvalósítani, hogy egy olyan online platformot kínáljunk, amely megfelel a modern ingatlanpiaci igényeknek és kényelmes vásárlási lehetőséget biztosít a felhasználóknak.</w:t>
+      </w:r>
+    </w:p>
+    <w:p>
+      <w:pPr>
+        <w:ind w:left="1416" w:firstLine="708"/>
+        <w:rPr>
+          <w:rFonts w:cstheme="minorHAnsi"/>
+          <w:sz w:val="32"/>
+          <w:szCs w:val="32"/>
+        </w:rPr>
+      </w:pPr>
+    </w:p>
+    <w:p>
+      <w:pPr>
+        <w:ind w:left="1416" w:firstLine="708"/>
+        <w:rPr>
+          <w:rFonts w:cstheme="minorHAnsi"/>
+          <w:sz w:val="32"/>
+          <w:szCs w:val="32"/>
+        </w:rPr>
+      </w:pPr>
+    </w:p>
+    <w:p>
+      <w:pPr>
+        <w:ind w:left="1416" w:firstLine="708"/>
+        <w:rPr>
+          <w:rFonts w:cstheme="minorHAnsi"/>
+          <w:sz w:val="32"/>
+          <w:szCs w:val="32"/>
+        </w:rPr>
+      </w:pPr>
+    </w:p>
+    <w:p>
+      <w:pPr>
+        <w:ind w:left="1416" w:firstLine="708"/>
+        <w:rPr>
+          <w:rFonts w:cstheme="minorHAnsi"/>
+          <w:sz w:val="32"/>
+          <w:szCs w:val="32"/>
+        </w:rPr>
+      </w:pPr>
+    </w:p>
+    <w:p>
+      <w:pPr>
+        <w:ind w:left="1416" w:firstLine="708"/>
+        <w:rPr>
+          <w:rFonts w:cstheme="minorHAnsi"/>
+          <w:sz w:val="32"/>
+          <w:szCs w:val="32"/>
+        </w:rPr>
+      </w:pPr>
+    </w:p>
+    <w:p>
+      <w:pPr>
+        <w:ind w:left="1416" w:firstLine="708"/>
+        <w:rPr>
+          <w:rFonts w:cstheme="minorHAnsi"/>
+          <w:sz w:val="32"/>
+          <w:szCs w:val="32"/>
+        </w:rPr>
+      </w:pPr>
+    </w:p>
+    <w:p>
+      <w:pPr>
+        <w:ind w:left="1416" w:firstLine="708"/>
+        <w:rPr>
+          <w:rFonts w:cstheme="minorHAnsi"/>
+          <w:sz w:val="32"/>
+          <w:szCs w:val="32"/>
+        </w:rPr>
+      </w:pPr>
+    </w:p>
+    <w:p>
+      <w:pPr>
+        <w:ind w:left="1416" w:firstLine="708"/>
+        <w:rPr>
+          <w:rFonts w:cstheme="minorHAnsi"/>
+          <w:sz w:val="32"/>
+          <w:szCs w:val="32"/>
+        </w:rPr>
+      </w:pPr>
+    </w:p>
+    <w:p>
+      <w:pPr>
+        <w:ind w:left="1416" w:firstLine="708"/>
+        <w:rPr>
+          <w:rFonts w:cstheme="minorHAnsi"/>
+          <w:sz w:val="32"/>
+          <w:szCs w:val="32"/>
+        </w:rPr>
+      </w:pPr>
+    </w:p>
+    <w:p>
+      <w:pPr>
+        <w:ind w:left="1416" w:firstLine="708"/>
+        <w:rPr>
+          <w:rFonts w:cstheme="minorHAnsi"/>
+          <w:sz w:val="32"/>
+          <w:szCs w:val="32"/>
+        </w:rPr>
+      </w:pPr>
+    </w:p>
+    <w:p>
+      <w:pPr>
+        <w:ind w:left="1416" w:firstLine="708"/>
+        <w:rPr>
+          <w:rFonts w:cstheme="minorHAnsi"/>
+          <w:sz w:val="32"/>
+          <w:szCs w:val="32"/>
+        </w:rPr>
+      </w:pPr>
+    </w:p>
+    <w:p>
+      <w:pPr>
+        <w:ind w:left="1416" w:firstLine="708"/>
+        <w:rPr>
+          <w:rFonts w:cstheme="minorHAnsi"/>
+          <w:sz w:val="32"/>
+          <w:szCs w:val="32"/>
+        </w:rPr>
+      </w:pPr>
+    </w:p>
+    <w:p>
+      <w:pPr>
+        <w:ind w:left="1416" w:firstLine="708"/>
+        <w:rPr>
+          <w:rFonts w:cstheme="minorHAnsi"/>
+          <w:sz w:val="32"/>
+          <w:szCs w:val="32"/>
+        </w:rPr>
+      </w:pPr>
+    </w:p>
+    <w:p>
+      <w:pPr>
+        <w:ind w:left="1416" w:firstLine="708"/>
+        <w:rPr>
+          <w:rFonts w:cstheme="minorHAnsi"/>
+          <w:sz w:val="32"/>
+          <w:szCs w:val="32"/>
+        </w:rPr>
+      </w:pPr>
+    </w:p>
+    <w:p>
+      <w:pPr>
+        <w:ind w:left="1416" w:firstLine="708"/>
+        <w:rPr>
+          <w:rFonts w:cstheme="minorHAnsi"/>
+          <w:sz w:val="32"/>
+          <w:szCs w:val="32"/>
+        </w:rPr>
+      </w:pPr>
+      <w:r>
+        <w:rPr>
+          <w:rFonts w:cstheme="minorHAnsi"/>
+          <w:sz w:val="32"/>
+          <w:szCs w:val="32"/>
+        </w:rPr>
         <w:lastRenderedPageBreak/>
-        <w:t>De hogyan születik meg egy ilyen ötlet? Ebben a dokumentációban bemutatjuk, hogyan alakítottuk ki az ingatlanos weboldalunkat, milyen eszközökkel és felépítéssel sikerült megvalósítani, hogy egy olyan online platformot kínáljunk, amely megfelel a modern ingatlanpiaci igényeknek és kényelmes vásárlási lehetőséget biztosít a felhasználóknak.</w:t>
-      </w:r>
-    </w:p>
-    <w:p>
-      <w:pPr>
-        <w:rPr>
-          <w:rFonts w:cstheme="minorHAnsi"/>
-          <w:sz w:val="32"/>
-          <w:szCs w:val="32"/>
-        </w:rPr>
-      </w:pPr>
-    </w:p>
-    <w:p>
-      <w:pPr>
-        <w:rPr>
-          <w:rFonts w:cstheme="minorHAnsi"/>
+        <w:t>Programozási nyelvek és technológiák</w:t>
+      </w:r>
+    </w:p>
+    <w:p>
+      <w:pPr>
+        <w:ind w:left="1416" w:firstLine="708"/>
+        <w:rPr>
+          <w:rFonts w:cstheme="minorHAnsi"/>
+          <w:sz w:val="32"/>
+          <w:szCs w:val="32"/>
+        </w:rPr>
+      </w:pPr>
+    </w:p>
+    <w:p>
+      <w:pPr>
+        <w:rPr>
+          <w:rFonts w:cstheme="minorHAnsi"/>
+          <w:sz w:val="32"/>
+          <w:szCs w:val="32"/>
+        </w:rPr>
+      </w:pPr>
+      <w:r>
+        <w:rPr>
+          <w:rFonts w:cstheme="minorHAnsi"/>
+          <w:sz w:val="32"/>
+          <w:szCs w:val="32"/>
+        </w:rPr>
+        <w:t>MySQL adatbázis (</w:t>
+      </w:r>
+      <w:proofErr w:type="spellStart"/>
+      <w:r>
+        <w:rPr>
+          <w:rFonts w:cstheme="minorHAnsi"/>
+          <w:sz w:val="32"/>
+          <w:szCs w:val="32"/>
+        </w:rPr>
+        <w:t>Database</w:t>
+      </w:r>
+      <w:proofErr w:type="spellEnd"/>
+      <w:r>
+        <w:rPr>
+          <w:rFonts w:cstheme="minorHAnsi"/>
+          <w:sz w:val="32"/>
+          <w:szCs w:val="32"/>
+        </w:rPr>
+        <w:t>)</w:t>
+      </w:r>
+    </w:p>
+    <w:p>
+      <w:pPr>
+        <w:rPr>
+          <w:rFonts w:cstheme="minorHAnsi"/>
+          <w:sz w:val="28"/>
+          <w:szCs w:val="28"/>
+        </w:rPr>
+      </w:pPr>
+      <w:r>
+        <w:rPr>
+          <w:rFonts w:cstheme="minorHAnsi"/>
+          <w:sz w:val="28"/>
+          <w:szCs w:val="28"/>
+        </w:rPr>
+        <w:t>Az adatbázis fogalma</w:t>
+      </w:r>
+    </w:p>
+    <w:p>
+      <w:pPr>
+        <w:rPr>
+          <w:rFonts w:cstheme="minorHAnsi"/>
+          <w:sz w:val="28"/>
+          <w:szCs w:val="28"/>
+        </w:rPr>
+      </w:pPr>
+      <w:r>
+        <w:rPr>
+          <w:rFonts w:cstheme="minorHAnsi"/>
+          <w:sz w:val="28"/>
+          <w:szCs w:val="28"/>
+        </w:rPr>
+        <w:t>Az adatbázis ilyen szervezett adatgyűjtemény, amelyet egy számítógépes rendszer tárol és feldolgozik. Az adatok általában egy adott rendszer alapján szervezik be, hogy hatékonyan lehessen őket tárolni, keresni, megváltoztatni és visszakeresni.</w:t>
+      </w:r>
+    </w:p>
+    <w:p>
+      <w:pPr>
+        <w:rPr>
+          <w:rFonts w:cstheme="minorHAnsi"/>
+          <w:sz w:val="28"/>
+          <w:szCs w:val="28"/>
+        </w:rPr>
+      </w:pPr>
+    </w:p>
+    <w:p>
+      <w:pPr>
+        <w:rPr>
+          <w:rFonts w:cstheme="minorHAnsi"/>
+          <w:sz w:val="28"/>
+          <w:szCs w:val="28"/>
+        </w:rPr>
+      </w:pPr>
+      <w:r>
+        <w:rPr>
+          <w:rFonts w:cstheme="minorHAnsi"/>
+          <w:sz w:val="28"/>
+          <w:szCs w:val="28"/>
+        </w:rPr>
+        <w:t xml:space="preserve">Az adatbázisok általában adatbázis-kezelő rendszerek (DBMS – </w:t>
+      </w:r>
+      <w:proofErr w:type="spellStart"/>
+      <w:r>
+        <w:rPr>
+          <w:rFonts w:cstheme="minorHAnsi"/>
+          <w:sz w:val="28"/>
+          <w:szCs w:val="28"/>
+        </w:rPr>
+        <w:t>Database</w:t>
+      </w:r>
+      <w:proofErr w:type="spellEnd"/>
+      <w:r>
+        <w:rPr>
+          <w:rFonts w:cstheme="minorHAnsi"/>
+          <w:sz w:val="28"/>
+          <w:szCs w:val="28"/>
+        </w:rPr>
+        <w:t xml:space="preserve"> Management System) közvetítésével érhetők el, mint például MySQL, </w:t>
+      </w:r>
+      <w:proofErr w:type="spellStart"/>
+      <w:r>
+        <w:rPr>
+          <w:rFonts w:cstheme="minorHAnsi"/>
+          <w:sz w:val="28"/>
+          <w:szCs w:val="28"/>
+        </w:rPr>
+        <w:t>PostgreSQL</w:t>
+      </w:r>
+      <w:proofErr w:type="spellEnd"/>
+      <w:r>
+        <w:rPr>
+          <w:rFonts w:cstheme="minorHAnsi"/>
+          <w:sz w:val="28"/>
+          <w:szCs w:val="28"/>
+        </w:rPr>
+        <w:t>, Oracle, vagy Microsoft SQL Server.</w:t>
+      </w:r>
+    </w:p>
+    <w:p>
+      <w:pPr>
+        <w:rPr>
+          <w:rFonts w:cstheme="minorHAnsi"/>
+          <w:sz w:val="28"/>
+          <w:szCs w:val="28"/>
+        </w:rPr>
+      </w:pPr>
+    </w:p>
+    <w:p>
+      <w:pPr>
+        <w:rPr>
+          <w:rFonts w:cstheme="minorHAnsi"/>
+          <w:sz w:val="28"/>
+          <w:szCs w:val="28"/>
+        </w:rPr>
+      </w:pPr>
+      <w:r>
+        <w:rPr>
+          <w:rFonts w:cstheme="minorHAnsi"/>
+          <w:sz w:val="28"/>
+          <w:szCs w:val="28"/>
+        </w:rPr>
+        <w:t>Az adatbázis lényegi jellemzői:</w:t>
+      </w:r>
+    </w:p>
+    <w:p>
+      <w:pPr>
+        <w:rPr>
+          <w:rFonts w:cstheme="minorHAnsi"/>
+          <w:sz w:val="28"/>
+          <w:szCs w:val="28"/>
+        </w:rPr>
+      </w:pPr>
+      <w:r>
+        <w:rPr>
+          <w:rFonts w:cstheme="minorHAnsi"/>
+          <w:sz w:val="28"/>
+          <w:szCs w:val="28"/>
+        </w:rPr>
+        <w:t>Strukturált adattárolás – Az adatok táblázatokban, fájlokban vagy más szervezett formában állnak.</w:t>
+      </w:r>
+    </w:p>
+    <w:p>
+      <w:pPr>
+        <w:rPr>
+          <w:rFonts w:cstheme="minorHAnsi"/>
+          <w:sz w:val="28"/>
+          <w:szCs w:val="28"/>
+        </w:rPr>
+      </w:pPr>
+      <w:r>
+        <w:rPr>
+          <w:rFonts w:cstheme="minorHAnsi"/>
+          <w:sz w:val="28"/>
+          <w:szCs w:val="28"/>
+        </w:rPr>
+        <w:t>Együttműködő kezelés – Az adatokat szabványosított formában lehet lekérdezni és módosítani.</w:t>
+      </w:r>
+    </w:p>
+    <w:p>
+      <w:pPr>
+        <w:rPr>
+          <w:rFonts w:cstheme="minorHAnsi"/>
+          <w:sz w:val="28"/>
+          <w:szCs w:val="28"/>
+        </w:rPr>
+      </w:pPr>
+      <w:r>
+        <w:rPr>
+          <w:rFonts w:cstheme="minorHAnsi"/>
+          <w:sz w:val="28"/>
+          <w:szCs w:val="28"/>
+        </w:rPr>
+        <w:t xml:space="preserve">Kapcsolatok – Az adatbázisok </w:t>
+      </w:r>
+      <w:proofErr w:type="spellStart"/>
+      <w:r>
+        <w:rPr>
+          <w:rFonts w:cstheme="minorHAnsi"/>
+          <w:sz w:val="28"/>
+          <w:szCs w:val="28"/>
+        </w:rPr>
+        <w:t>relációsak</w:t>
+      </w:r>
+      <w:proofErr w:type="spellEnd"/>
+      <w:r>
+        <w:rPr>
+          <w:rFonts w:cstheme="minorHAnsi"/>
+          <w:sz w:val="28"/>
+          <w:szCs w:val="28"/>
+        </w:rPr>
+        <w:t xml:space="preserve"> (SQL-alapú) vagy nem </w:t>
+      </w:r>
+      <w:proofErr w:type="spellStart"/>
+      <w:r>
+        <w:rPr>
+          <w:rFonts w:cstheme="minorHAnsi"/>
+          <w:sz w:val="28"/>
+          <w:szCs w:val="28"/>
+        </w:rPr>
+        <w:t>relációsak</w:t>
+      </w:r>
+      <w:proofErr w:type="spellEnd"/>
+      <w:r>
+        <w:rPr>
+          <w:rFonts w:cstheme="minorHAnsi"/>
+          <w:sz w:val="28"/>
+          <w:szCs w:val="28"/>
+        </w:rPr>
+        <w:t xml:space="preserve"> (</w:t>
+      </w:r>
+      <w:proofErr w:type="spellStart"/>
+      <w:r>
+        <w:rPr>
+          <w:rFonts w:cstheme="minorHAnsi"/>
+          <w:sz w:val="28"/>
+          <w:szCs w:val="28"/>
+        </w:rPr>
+        <w:t>NoSQL</w:t>
+      </w:r>
+      <w:proofErr w:type="spellEnd"/>
+      <w:r>
+        <w:rPr>
+          <w:rFonts w:cstheme="minorHAnsi"/>
+          <w:sz w:val="28"/>
+          <w:szCs w:val="28"/>
+        </w:rPr>
+        <w:t>) lehetnek attól függően, hogy miként kezeli az adatkapcsolatokat.</w:t>
+      </w:r>
+    </w:p>
+    <w:p>
+      <w:pPr>
+        <w:rPr>
+          <w:rFonts w:cstheme="minorHAnsi"/>
+          <w:sz w:val="28"/>
+          <w:szCs w:val="28"/>
+        </w:rPr>
+      </w:pPr>
+      <w:r>
+        <w:rPr>
+          <w:rFonts w:cstheme="minorHAnsi"/>
+          <w:sz w:val="28"/>
+          <w:szCs w:val="28"/>
+        </w:rPr>
+        <w:t>Biztonság és integritás – Az adatok védelmét és épségét különböző mechanizmusok (pl. jogosultságkezelés, tranzakciókezelés) szolgáltatják.</w:t>
+      </w:r>
+    </w:p>
+    <w:p>
+      <w:pPr>
+        <w:ind w:left="2124" w:firstLine="708"/>
+        <w:rPr>
+          <w:rFonts w:cstheme="minorHAnsi"/>
+          <w:sz w:val="32"/>
+          <w:szCs w:val="32"/>
+        </w:rPr>
+      </w:pPr>
+    </w:p>
+    <w:p>
+      <w:pPr>
+        <w:ind w:left="2124" w:firstLine="708"/>
+        <w:rPr>
+          <w:rFonts w:cstheme="minorHAnsi"/>
+          <w:sz w:val="32"/>
+          <w:szCs w:val="32"/>
+        </w:rPr>
+      </w:pPr>
+    </w:p>
+    <w:p>
+      <w:pPr>
+        <w:ind w:left="2124" w:firstLine="708"/>
+        <w:rPr>
+          <w:rFonts w:cstheme="minorHAnsi"/>
+          <w:sz w:val="32"/>
+          <w:szCs w:val="32"/>
+        </w:rPr>
+      </w:pPr>
+    </w:p>
+    <w:p>
+      <w:pPr>
+        <w:ind w:left="2124" w:firstLine="708"/>
+        <w:rPr>
+          <w:rFonts w:cstheme="minorHAnsi"/>
+          <w:sz w:val="32"/>
+          <w:szCs w:val="32"/>
+        </w:rPr>
+      </w:pPr>
+    </w:p>
+    <w:p>
+      <w:pPr>
+        <w:ind w:left="2124" w:firstLine="708"/>
+        <w:rPr>
+          <w:rFonts w:cstheme="minorHAnsi"/>
+          <w:sz w:val="32"/>
+          <w:szCs w:val="32"/>
+        </w:rPr>
+      </w:pPr>
+    </w:p>
+    <w:p>
+      <w:pPr>
+        <w:ind w:left="2124" w:firstLine="708"/>
+        <w:rPr>
+          <w:rFonts w:cstheme="minorHAnsi"/>
+          <w:sz w:val="32"/>
+          <w:szCs w:val="32"/>
+        </w:rPr>
+      </w:pPr>
+    </w:p>
+    <w:p>
+      <w:pPr>
+        <w:rPr>
+          <w:rFonts w:cstheme="minorHAnsi"/>
+          <w:sz w:val="28"/>
+          <w:szCs w:val="28"/>
+        </w:rPr>
+      </w:pPr>
+      <w:r>
+        <w:rPr>
+          <w:rFonts w:cstheme="minorHAnsi"/>
+          <w:sz w:val="28"/>
+          <w:szCs w:val="28"/>
+        </w:rPr>
+        <w:lastRenderedPageBreak/>
+        <w:t>Mi az SQL?(Strukturált lekérdező nyelv)</w:t>
+      </w:r>
+    </w:p>
+    <w:p>
+      <w:pPr>
+        <w:rPr>
+          <w:rFonts w:cstheme="minorHAnsi"/>
+          <w:sz w:val="28"/>
+          <w:szCs w:val="28"/>
+        </w:rPr>
+      </w:pPr>
+    </w:p>
+    <w:p>
+      <w:pPr>
+        <w:rPr>
+          <w:rFonts w:cstheme="minorHAnsi"/>
+          <w:sz w:val="28"/>
+          <w:szCs w:val="28"/>
+        </w:rPr>
+      </w:pPr>
+      <w:r>
+        <w:rPr>
+          <w:rFonts w:cstheme="minorHAnsi"/>
+          <w:sz w:val="28"/>
+          <w:szCs w:val="28"/>
+        </w:rPr>
+        <w:t>Az SQL (</w:t>
+      </w:r>
+      <w:proofErr w:type="spellStart"/>
+      <w:r>
+        <w:rPr>
+          <w:rFonts w:cstheme="minorHAnsi"/>
+          <w:sz w:val="28"/>
+          <w:szCs w:val="28"/>
+        </w:rPr>
+        <w:t>Structured</w:t>
+      </w:r>
+      <w:proofErr w:type="spellEnd"/>
+      <w:r>
+        <w:rPr>
+          <w:rFonts w:cstheme="minorHAnsi"/>
+          <w:sz w:val="28"/>
+          <w:szCs w:val="28"/>
+        </w:rPr>
+        <w:t xml:space="preserve"> </w:t>
+      </w:r>
+      <w:proofErr w:type="spellStart"/>
+      <w:r>
+        <w:rPr>
+          <w:rFonts w:cstheme="minorHAnsi"/>
+          <w:sz w:val="28"/>
+          <w:szCs w:val="28"/>
+        </w:rPr>
+        <w:t>Query</w:t>
+      </w:r>
+      <w:proofErr w:type="spellEnd"/>
+      <w:r>
+        <w:rPr>
+          <w:rFonts w:cstheme="minorHAnsi"/>
+          <w:sz w:val="28"/>
+          <w:szCs w:val="28"/>
+        </w:rPr>
+        <w:t xml:space="preserve"> Language) egy strukturált lekérdező nyelv, amelyet relációs adatbázisok kezelésére és lekérdezésére használnak.</w:t>
+      </w:r>
+    </w:p>
+    <w:p>
+      <w:pPr>
+        <w:rPr>
+          <w:rFonts w:cstheme="minorHAnsi"/>
+          <w:sz w:val="28"/>
+          <w:szCs w:val="28"/>
+        </w:rPr>
+      </w:pPr>
+      <w:r>
+        <w:rPr>
+          <w:rFonts w:cstheme="minorHAnsi"/>
+          <w:sz w:val="28"/>
+          <w:szCs w:val="28"/>
+        </w:rPr>
+        <w:t xml:space="preserve">Az SQL segítségével az adatbázisban tárolt </w:t>
+      </w:r>
+      <w:proofErr w:type="spellStart"/>
+      <w:r>
+        <w:rPr>
+          <w:rFonts w:cstheme="minorHAnsi"/>
+          <w:sz w:val="28"/>
+          <w:szCs w:val="28"/>
+        </w:rPr>
+        <w:t>adatok:lekérdezhetők</w:t>
+      </w:r>
+      <w:proofErr w:type="spellEnd"/>
+      <w:r>
+        <w:rPr>
+          <w:rFonts w:cstheme="minorHAnsi"/>
+          <w:sz w:val="28"/>
+          <w:szCs w:val="28"/>
+        </w:rPr>
+        <w:t xml:space="preserve"> (SELECT),módosíthatók (UPDATE),törölhetők (DELETE),beszúrhatók (INSERT).</w:t>
+      </w:r>
+    </w:p>
+    <w:p>
+      <w:pPr>
+        <w:rPr>
+          <w:rFonts w:cstheme="minorHAnsi"/>
+          <w:sz w:val="28"/>
+          <w:szCs w:val="28"/>
+        </w:rPr>
+      </w:pPr>
+      <w:r>
+        <w:rPr>
+          <w:rFonts w:cstheme="minorHAnsi"/>
+          <w:sz w:val="28"/>
+          <w:szCs w:val="28"/>
+        </w:rPr>
+        <w:t>Továbbá az SQL lehetővé teszi az adatbázis struktúrájának létrehozását és módosítását (CREATE TABLE, ALTER TABLE, DROP TABLE), valamint a felhasználói jogosultságok és tranzakciók kezelését (GRANT, COMMIT, ROLLBACK).</w:t>
+      </w:r>
+    </w:p>
+    <w:p>
+      <w:pPr>
+        <w:rPr>
+          <w:rFonts w:cstheme="minorHAnsi"/>
+          <w:sz w:val="28"/>
+          <w:szCs w:val="28"/>
+        </w:rPr>
+      </w:pPr>
+      <w:r>
+        <w:rPr>
+          <w:rFonts w:cstheme="minorHAnsi"/>
+          <w:sz w:val="28"/>
+          <w:szCs w:val="28"/>
+        </w:rPr>
+        <w:t xml:space="preserve">Az SQL egy deklaratív nyelv, azaz a felhasználó meghatározza, hogy mi eredményt szeretne kapni, de nem határozza meg az végrehajtás pontos lépéseit – ezt hajtja végre az adatbázis-kezelő rendszer (DBMS – </w:t>
+      </w:r>
+      <w:proofErr w:type="spellStart"/>
+      <w:r>
+        <w:rPr>
+          <w:rFonts w:cstheme="minorHAnsi"/>
+          <w:sz w:val="28"/>
+          <w:szCs w:val="28"/>
+        </w:rPr>
+        <w:t>Database</w:t>
+      </w:r>
+      <w:proofErr w:type="spellEnd"/>
+      <w:r>
+        <w:rPr>
+          <w:rFonts w:cstheme="minorHAnsi"/>
+          <w:sz w:val="28"/>
+          <w:szCs w:val="28"/>
+        </w:rPr>
+        <w:t xml:space="preserve"> Management System). Az SQL egy szabványosított nyelv, amit </w:t>
+      </w:r>
+      <w:proofErr w:type="spellStart"/>
+      <w:r>
+        <w:rPr>
+          <w:rFonts w:cstheme="minorHAnsi"/>
+          <w:sz w:val="28"/>
+          <w:szCs w:val="28"/>
+        </w:rPr>
+        <w:t>vál­­talozó</w:t>
+      </w:r>
+      <w:proofErr w:type="spellEnd"/>
+      <w:r>
+        <w:rPr>
+          <w:rFonts w:cstheme="minorHAnsi"/>
+          <w:sz w:val="28"/>
+          <w:szCs w:val="28"/>
+        </w:rPr>
+        <w:t xml:space="preserve"> adatbázis-kezelő rendszerek, így MySQL, </w:t>
+      </w:r>
+      <w:proofErr w:type="spellStart"/>
+      <w:r>
+        <w:rPr>
+          <w:rFonts w:cstheme="minorHAnsi"/>
+          <w:sz w:val="28"/>
+          <w:szCs w:val="28"/>
+        </w:rPr>
+        <w:t>PostgreSQL</w:t>
+      </w:r>
+      <w:proofErr w:type="spellEnd"/>
+      <w:r>
+        <w:rPr>
+          <w:rFonts w:cstheme="minorHAnsi"/>
+          <w:sz w:val="28"/>
+          <w:szCs w:val="28"/>
+        </w:rPr>
+        <w:t xml:space="preserve">, SQL Server, Oracle és </w:t>
+      </w:r>
+      <w:proofErr w:type="spellStart"/>
+      <w:r>
+        <w:rPr>
+          <w:rFonts w:cstheme="minorHAnsi"/>
+          <w:sz w:val="28"/>
+          <w:szCs w:val="28"/>
+        </w:rPr>
+        <w:t>SQLite</w:t>
+      </w:r>
+      <w:proofErr w:type="spellEnd"/>
+      <w:r>
+        <w:rPr>
+          <w:rFonts w:cstheme="minorHAnsi"/>
+          <w:sz w:val="28"/>
+          <w:szCs w:val="28"/>
+        </w:rPr>
+        <w:t xml:space="preserve"> is támogatnak.</w:t>
+      </w:r>
+    </w:p>
+    <w:p>
+      <w:pPr>
+        <w:ind w:left="2124" w:firstLine="708"/>
+        <w:rPr>
+          <w:rFonts w:cstheme="minorHAnsi"/>
+          <w:sz w:val="32"/>
+          <w:szCs w:val="32"/>
+        </w:rPr>
+      </w:pPr>
+    </w:p>
+    <w:p>
+      <w:pPr>
+        <w:ind w:firstLine="708"/>
+        <w:rPr>
+          <w:rFonts w:cstheme="minorHAnsi"/>
+          <w:sz w:val="32"/>
+          <w:szCs w:val="32"/>
+        </w:rPr>
+      </w:pPr>
+      <w:r>
+        <w:rPr>
+          <w:rFonts w:cstheme="minorHAnsi"/>
+          <w:noProof/>
+          <w:sz w:val="32"/>
+          <w:szCs w:val="32"/>
+        </w:rPr>
+        <w:drawing>
+          <wp:inline distT="0" distB="0" distL="0" distR="0" wp14:anchorId="611D8D0E" wp14:editId="45B94C25">
+            <wp:extent cx="4968240" cy="3578775"/>
+            <wp:effectExtent l="0" t="0" r="3810" b="3175"/>
+            <wp:docPr id="2" name="Kép 2"/>
+            <wp:cNvGraphicFramePr>
+              <a:graphicFrameLocks xmlns:a="http://schemas.openxmlformats.org/drawingml/2006/main" noChangeAspect="1"/>
+            </wp:cNvGraphicFramePr>
+            <a:graphic xmlns:a="http://schemas.openxmlformats.org/drawingml/2006/main">
+              <a:graphicData uri="http://schemas.openxmlformats.org/drawingml/2006/picture">
+                <pic:pic xmlns:pic="http://schemas.openxmlformats.org/drawingml/2006/picture">
+                  <pic:nvPicPr>
+                    <pic:cNvPr id="2" name="Képkivágás.PNG1.PNG"/>
+                    <pic:cNvPicPr/>
+                  </pic:nvPicPr>
+                  <pic:blipFill>
+                    <a:blip r:embed="rId5">
+                      <a:extLst>
+                        <a:ext uri="{28A0092B-C50C-407E-A947-70E740481C1C}">
+                          <a14:useLocalDpi xmlns:a14="http://schemas.microsoft.com/office/drawing/2010/main" val="0"/>
+                        </a:ext>
+                      </a:extLst>
+                    </a:blip>
+                    <a:stretch>
+                      <a:fillRect/>
+                    </a:stretch>
+                  </pic:blipFill>
+                  <pic:spPr>
+                    <a:xfrm>
+                      <a:off x="0" y="0"/>
+                      <a:ext cx="5133881" cy="3698091"/>
+                    </a:xfrm>
+                    <a:prstGeom prst="rect">
+                      <a:avLst/>
+                    </a:prstGeom>
+                  </pic:spPr>
+                </pic:pic>
+              </a:graphicData>
+            </a:graphic>
+          </wp:inline>
+        </w:drawing>
+      </w:r>
+    </w:p>
+    <w:p>
+      <w:pPr>
+        <w:rPr>
+          <w:rFonts w:cstheme="minorHAnsi"/>
+          <w:sz w:val="28"/>
+          <w:szCs w:val="28"/>
+        </w:rPr>
+      </w:pPr>
+    </w:p>
+    <w:p>
+      <w:pPr>
+        <w:rPr>
+          <w:rFonts w:cstheme="minorHAnsi"/>
+          <w:sz w:val="28"/>
+          <w:szCs w:val="28"/>
+        </w:rPr>
+      </w:pPr>
+      <w:r>
+        <w:rPr>
+          <w:rFonts w:cstheme="minorHAnsi"/>
+          <w:sz w:val="28"/>
+          <w:szCs w:val="28"/>
+        </w:rPr>
+        <w:lastRenderedPageBreak/>
+        <w:t>PHPMYADMIN és a XAMPP</w:t>
+      </w:r>
+    </w:p>
+    <w:p>
+      <w:pPr>
+        <w:rPr>
+          <w:rFonts w:cstheme="minorHAnsi"/>
+          <w:sz w:val="28"/>
+          <w:szCs w:val="28"/>
+        </w:rPr>
+      </w:pPr>
+      <w:r>
+        <w:rPr>
+          <w:rFonts w:cstheme="minorHAnsi"/>
+          <w:sz w:val="28"/>
+          <w:szCs w:val="28"/>
+        </w:rPr>
+        <w:t>Mi a projektünkhöz a PHPMYADMIN nevezetű adatbázis kezelő szoftvert használjuk. A</w:t>
+      </w:r>
+    </w:p>
+    <w:p>
+      <w:pPr>
+        <w:rPr>
+          <w:rFonts w:cstheme="minorHAnsi"/>
+          <w:sz w:val="28"/>
+          <w:szCs w:val="28"/>
+        </w:rPr>
+      </w:pPr>
+      <w:r>
+        <w:rPr>
+          <w:rFonts w:cstheme="minorHAnsi"/>
+          <w:sz w:val="28"/>
+          <w:szCs w:val="28"/>
+        </w:rPr>
+        <w:t xml:space="preserve">működéséhez szükségünk van a XAMPP nevezetű </w:t>
+      </w:r>
+      <w:proofErr w:type="spellStart"/>
+      <w:r>
+        <w:rPr>
+          <w:rFonts w:cstheme="minorHAnsi"/>
+          <w:sz w:val="28"/>
+          <w:szCs w:val="28"/>
+        </w:rPr>
+        <w:t>control</w:t>
+      </w:r>
+      <w:proofErr w:type="spellEnd"/>
+      <w:r>
+        <w:rPr>
+          <w:rFonts w:cstheme="minorHAnsi"/>
+          <w:sz w:val="28"/>
+          <w:szCs w:val="28"/>
+        </w:rPr>
+        <w:t xml:space="preserve"> panelre.</w:t>
+      </w:r>
+    </w:p>
+    <w:p>
+      <w:pPr>
+        <w:rPr>
+          <w:rFonts w:cstheme="minorHAnsi"/>
+          <w:sz w:val="28"/>
+          <w:szCs w:val="28"/>
+        </w:rPr>
+      </w:pPr>
+    </w:p>
+    <w:p>
+      <w:pPr>
+        <w:rPr>
+          <w:rFonts w:cstheme="minorHAnsi"/>
+          <w:sz w:val="28"/>
+          <w:szCs w:val="28"/>
+        </w:rPr>
+      </w:pPr>
+      <w:r>
+        <w:rPr>
+          <w:rFonts w:cstheme="minorHAnsi"/>
+          <w:sz w:val="28"/>
+          <w:szCs w:val="28"/>
+        </w:rPr>
+        <w:t>mi a XAMPP?</w:t>
+      </w:r>
+    </w:p>
+    <w:p>
+      <w:pPr>
+        <w:rPr>
+          <w:rFonts w:cstheme="minorHAnsi"/>
+          <w:sz w:val="28"/>
+          <w:szCs w:val="28"/>
+        </w:rPr>
+      </w:pPr>
+      <w:r>
+        <w:rPr>
+          <w:rFonts w:cstheme="minorHAnsi"/>
+          <w:sz w:val="28"/>
+          <w:szCs w:val="28"/>
+        </w:rPr>
+        <w:t>A XAMPP egy ingyenes és nyílt forráskódú szervercsomag, amely tartalmazza azokat a szükséges komponenseket, amelyek egy lokális webkiszolgáló futtatásához szükségesek.</w:t>
+      </w:r>
+    </w:p>
+    <w:p>
+      <w:pPr>
+        <w:rPr>
+          <w:rFonts w:cstheme="minorHAnsi"/>
+          <w:sz w:val="28"/>
+          <w:szCs w:val="28"/>
+        </w:rPr>
+      </w:pPr>
+      <w:r>
+        <w:rPr>
+          <w:rFonts w:cstheme="minorHAnsi"/>
+          <w:sz w:val="28"/>
+          <w:szCs w:val="28"/>
+        </w:rPr>
+        <w:t>A XAMPP lehetővé teszi a weboldalak és webalkalmazások helyi fejlesztését és tesztelését, anélkül hogy internetes szerverre lenne szükség. Platformfüggetlen, így Windows, Linux és macOS operációs rendszereken is használható.</w:t>
+      </w:r>
+    </w:p>
+    <w:p>
+      <w:pPr>
+        <w:ind w:left="2124" w:firstLine="708"/>
+        <w:rPr>
+          <w:rFonts w:cstheme="minorHAnsi"/>
+          <w:sz w:val="32"/>
+          <w:szCs w:val="32"/>
+        </w:rPr>
+      </w:pPr>
+    </w:p>
+    <w:p>
+      <w:pPr>
+        <w:rPr>
+          <w:rFonts w:cstheme="minorHAnsi"/>
+          <w:sz w:val="32"/>
+          <w:szCs w:val="32"/>
+        </w:rPr>
+      </w:pPr>
+      <w:r>
+        <w:rPr>
+          <w:rFonts w:cstheme="minorHAnsi"/>
+          <w:noProof/>
+          <w:sz w:val="32"/>
+          <w:szCs w:val="32"/>
+        </w:rPr>
+        <w:drawing>
+          <wp:inline distT="0" distB="0" distL="0" distR="0">
+            <wp:extent cx="5760720" cy="3847465"/>
+            <wp:effectExtent l="0" t="0" r="0" b="635"/>
+            <wp:docPr id="3" name="Kép 3"/>
+            <wp:cNvGraphicFramePr>
+              <a:graphicFrameLocks xmlns:a="http://schemas.openxmlformats.org/drawingml/2006/main" noChangeAspect="1"/>
+            </wp:cNvGraphicFramePr>
+            <a:graphic xmlns:a="http://schemas.openxmlformats.org/drawingml/2006/main">
+              <a:graphicData uri="http://schemas.openxmlformats.org/drawingml/2006/picture">
+                <pic:pic xmlns:pic="http://schemas.openxmlformats.org/drawingml/2006/picture">
+                  <pic:nvPicPr>
+                    <pic:cNvPr id="3" name="Képkivágás.PNG2.PNG"/>
+                    <pic:cNvPicPr/>
+                  </pic:nvPicPr>
+                  <pic:blipFill>
+                    <a:blip r:embed="rId6">
+                      <a:extLst>
+                        <a:ext uri="{28A0092B-C50C-407E-A947-70E740481C1C}">
+                          <a14:useLocalDpi xmlns:a14="http://schemas.microsoft.com/office/drawing/2010/main" val="0"/>
+                        </a:ext>
+                      </a:extLst>
+                    </a:blip>
+                    <a:stretch>
+                      <a:fillRect/>
+                    </a:stretch>
+                  </pic:blipFill>
+                  <pic:spPr>
+                    <a:xfrm>
+                      <a:off x="0" y="0"/>
+                      <a:ext cx="5760720" cy="3847465"/>
+                    </a:xfrm>
+                    <a:prstGeom prst="rect">
+                      <a:avLst/>
+                    </a:prstGeom>
+                  </pic:spPr>
+                </pic:pic>
+              </a:graphicData>
+            </a:graphic>
+          </wp:inline>
+        </w:drawing>
+      </w:r>
+    </w:p>
+    <w:p>
+      <w:pPr>
+        <w:ind w:left="2124" w:firstLine="708"/>
+        <w:rPr>
+          <w:rFonts w:cstheme="minorHAnsi"/>
+          <w:sz w:val="32"/>
+          <w:szCs w:val="32"/>
+        </w:rPr>
+      </w:pPr>
+    </w:p>
+    <w:p>
+      <w:pPr>
+        <w:rPr>
+          <w:rFonts w:cstheme="minorHAnsi"/>
+          <w:sz w:val="32"/>
+          <w:szCs w:val="32"/>
+        </w:rPr>
+      </w:pPr>
+    </w:p>
+    <w:p>
+      <w:pPr>
+        <w:rPr>
+          <w:rFonts w:cstheme="minorHAnsi"/>
+          <w:sz w:val="28"/>
+          <w:szCs w:val="28"/>
+        </w:rPr>
+      </w:pPr>
+      <w:r>
+        <w:rPr>
+          <w:rFonts w:cstheme="minorHAnsi"/>
+          <w:sz w:val="28"/>
+          <w:szCs w:val="28"/>
+        </w:rPr>
+        <w:lastRenderedPageBreak/>
+        <w:t>A PHPMYADMIN a XAMPP-hoz hasonlóan egy nyílt forráskódú, és ingyenes webesadminisztrációs eszköz, mely az egyik legnépszerűbb ilyen alkalmazás, ami képes SQL</w:t>
+      </w:r>
+      <w:r>
+        <w:rPr>
+          <w:rFonts w:cstheme="minorHAnsi"/>
+          <w:sz w:val="28"/>
+          <w:szCs w:val="28"/>
+        </w:rPr>
+        <w:t xml:space="preserve"> </w:t>
+      </w:r>
+      <w:r>
+        <w:rPr>
+          <w:rFonts w:cstheme="minorHAnsi"/>
+          <w:sz w:val="28"/>
+          <w:szCs w:val="28"/>
+        </w:rPr>
+        <w:t>adatokat kezelni.</w:t>
+      </w:r>
+      <w:r>
+        <w:rPr>
+          <w:rFonts w:cstheme="minorHAnsi"/>
+          <w:sz w:val="28"/>
+          <w:szCs w:val="28"/>
+        </w:rPr>
+        <w:t xml:space="preserve"> </w:t>
+      </w:r>
+      <w:r>
+        <w:rPr>
+          <w:rFonts w:cstheme="minorHAnsi"/>
+          <w:sz w:val="28"/>
+          <w:szCs w:val="28"/>
+        </w:rPr>
+        <w:t>Könnyen „hordozható”, mivel webes felületen működik, csak a szerver hozzáférés kell</w:t>
+      </w:r>
+      <w:r>
+        <w:rPr>
+          <w:rFonts w:cstheme="minorHAnsi"/>
+          <w:sz w:val="28"/>
+          <w:szCs w:val="28"/>
+        </w:rPr>
+        <w:t xml:space="preserve"> </w:t>
+      </w:r>
+      <w:r>
+        <w:rPr>
+          <w:rFonts w:cstheme="minorHAnsi"/>
+          <w:sz w:val="28"/>
+          <w:szCs w:val="28"/>
+        </w:rPr>
+        <w:t>a használatához.</w:t>
+      </w:r>
+      <w:r>
+        <w:rPr>
+          <w:rFonts w:cstheme="minorHAnsi"/>
+          <w:sz w:val="28"/>
+          <w:szCs w:val="28"/>
+        </w:rPr>
+        <w:t xml:space="preserve"> </w:t>
+      </w:r>
+      <w:r>
+        <w:rPr>
+          <w:rFonts w:cstheme="minorHAnsi"/>
+          <w:sz w:val="28"/>
+          <w:szCs w:val="28"/>
+        </w:rPr>
+        <w:t>A felületen tudunk új adatbázist létrehozni, táblákat és listákat készíteni, fájlokat importálni</w:t>
+      </w:r>
+      <w:r>
+        <w:rPr>
+          <w:rFonts w:cstheme="minorHAnsi"/>
+          <w:sz w:val="28"/>
+          <w:szCs w:val="28"/>
+        </w:rPr>
+        <w:t xml:space="preserve"> </w:t>
+      </w:r>
+      <w:r>
+        <w:rPr>
+          <w:rFonts w:cstheme="minorHAnsi"/>
+          <w:sz w:val="28"/>
+          <w:szCs w:val="28"/>
+        </w:rPr>
+        <w:t>és exportálni különböző fájlokként, összetett lekérdezéseket tudunk végrehajtani,</w:t>
+      </w:r>
+      <w:r>
+        <w:rPr>
+          <w:rFonts w:cstheme="minorHAnsi"/>
+          <w:sz w:val="28"/>
+          <w:szCs w:val="28"/>
+        </w:rPr>
+        <w:t xml:space="preserve"> </w:t>
+      </w:r>
+      <w:r>
+        <w:rPr>
+          <w:rFonts w:cstheme="minorHAnsi"/>
+          <w:sz w:val="28"/>
+          <w:szCs w:val="28"/>
+        </w:rPr>
+        <w:t>adatkapcsolatokat és élő diagrammokat készíteni. SQL parancsokkal is végezhetjük ezeket,</w:t>
+      </w:r>
+      <w:r>
+        <w:rPr>
+          <w:rFonts w:cstheme="minorHAnsi"/>
+          <w:sz w:val="28"/>
+          <w:szCs w:val="28"/>
+        </w:rPr>
+        <w:t xml:space="preserve"> </w:t>
+      </w:r>
+      <w:r>
+        <w:rPr>
+          <w:rFonts w:cstheme="minorHAnsi"/>
+          <w:sz w:val="28"/>
+          <w:szCs w:val="28"/>
+        </w:rPr>
+        <w:t>de egyszerűbb „</w:t>
+      </w:r>
+      <w:proofErr w:type="spellStart"/>
+      <w:r>
+        <w:rPr>
+          <w:rFonts w:cstheme="minorHAnsi"/>
+          <w:sz w:val="28"/>
+          <w:szCs w:val="28"/>
+        </w:rPr>
+        <w:t>kattintgatós</w:t>
+      </w:r>
+      <w:proofErr w:type="spellEnd"/>
+      <w:r>
+        <w:rPr>
+          <w:rFonts w:cstheme="minorHAnsi"/>
+          <w:sz w:val="28"/>
+          <w:szCs w:val="28"/>
+        </w:rPr>
+        <w:t>” módszerrel is használhatjuk a felületet, ennek köszönhetően</w:t>
+      </w:r>
+      <w:r>
+        <w:rPr>
+          <w:rFonts w:cstheme="minorHAnsi"/>
+          <w:sz w:val="28"/>
+          <w:szCs w:val="28"/>
+        </w:rPr>
+        <w:t xml:space="preserve"> </w:t>
+      </w:r>
+      <w:r>
+        <w:rPr>
+          <w:rFonts w:cstheme="minorHAnsi"/>
+          <w:sz w:val="28"/>
+          <w:szCs w:val="28"/>
+        </w:rPr>
+        <w:t>gyorsan és hatékonyan tudunk vele dolgozni.</w:t>
+      </w:r>
+      <w:r>
+        <w:rPr>
+          <w:rFonts w:cstheme="minorHAnsi"/>
+          <w:sz w:val="28"/>
+          <w:szCs w:val="28"/>
+        </w:rPr>
+        <w:t xml:space="preserve"> </w:t>
+      </w:r>
+      <w:r>
+        <w:rPr>
+          <w:rFonts w:cstheme="minorHAnsi"/>
+          <w:sz w:val="28"/>
+          <w:szCs w:val="28"/>
+        </w:rPr>
+        <w:t>Többféle operációs rendszerrel is együttműködik a felület, így nem kell aggódni, ha nem</w:t>
+      </w:r>
+      <w:r>
+        <w:rPr>
+          <w:rFonts w:cstheme="minorHAnsi"/>
+          <w:sz w:val="28"/>
+          <w:szCs w:val="28"/>
+        </w:rPr>
+        <w:t xml:space="preserve"> </w:t>
+      </w:r>
+      <w:proofErr w:type="spellStart"/>
+      <w:r>
+        <w:rPr>
+          <w:rFonts w:cstheme="minorHAnsi"/>
+          <w:sz w:val="28"/>
+          <w:szCs w:val="28"/>
+        </w:rPr>
+        <w:t>windows</w:t>
+      </w:r>
+      <w:proofErr w:type="spellEnd"/>
+      <w:r>
+        <w:rPr>
+          <w:rFonts w:cstheme="minorHAnsi"/>
+          <w:sz w:val="28"/>
+          <w:szCs w:val="28"/>
+        </w:rPr>
+        <w:t xml:space="preserve"> felhasználók vagyunk, rengeteg </w:t>
+      </w:r>
+      <w:proofErr w:type="spellStart"/>
+      <w:r>
+        <w:rPr>
+          <w:rFonts w:cstheme="minorHAnsi"/>
+          <w:sz w:val="28"/>
+          <w:szCs w:val="28"/>
+        </w:rPr>
+        <w:t>linux</w:t>
+      </w:r>
+      <w:proofErr w:type="spellEnd"/>
+      <w:r>
+        <w:rPr>
+          <w:rFonts w:cstheme="minorHAnsi"/>
+          <w:sz w:val="28"/>
+          <w:szCs w:val="28"/>
+        </w:rPr>
+        <w:t xml:space="preserve"> disztribúcióval rendelkezik a program.</w:t>
+      </w:r>
+    </w:p>
+    <w:p>
+      <w:pPr>
+        <w:rPr>
+          <w:rFonts w:cstheme="minorHAnsi"/>
+          <w:sz w:val="28"/>
+          <w:szCs w:val="28"/>
+        </w:rPr>
+      </w:pPr>
+    </w:p>
+    <w:p>
+      <w:pPr>
+        <w:rPr>
+          <w:rFonts w:cstheme="minorHAnsi"/>
+          <w:sz w:val="28"/>
+          <w:szCs w:val="28"/>
+        </w:rPr>
+      </w:pPr>
+      <w:r>
+        <w:rPr>
+          <w:rFonts w:cstheme="minorHAnsi"/>
+          <w:noProof/>
+          <w:sz w:val="28"/>
+          <w:szCs w:val="28"/>
+        </w:rPr>
+        <w:drawing>
+          <wp:inline distT="0" distB="0" distL="0" distR="0">
+            <wp:extent cx="5760720" cy="3832860"/>
+            <wp:effectExtent l="0" t="0" r="0" b="0"/>
+            <wp:docPr id="4" name="Kép 4"/>
+            <wp:cNvGraphicFramePr>
+              <a:graphicFrameLocks xmlns:a="http://schemas.openxmlformats.org/drawingml/2006/main" noChangeAspect="1"/>
+            </wp:cNvGraphicFramePr>
+            <a:graphic xmlns:a="http://schemas.openxmlformats.org/drawingml/2006/main">
+              <a:graphicData uri="http://schemas.openxmlformats.org/drawingml/2006/picture">
+                <pic:pic xmlns:pic="http://schemas.openxmlformats.org/drawingml/2006/picture">
+                  <pic:nvPicPr>
+                    <pic:cNvPr id="4" name="Képkivágás.PNG3.PNG"/>
+                    <pic:cNvPicPr/>
+                  </pic:nvPicPr>
+                  <pic:blipFill>
+                    <a:blip r:embed="rId7">
+                      <a:extLst>
+                        <a:ext uri="{28A0092B-C50C-407E-A947-70E740481C1C}">
+                          <a14:useLocalDpi xmlns:a14="http://schemas.microsoft.com/office/drawing/2010/main" val="0"/>
+                        </a:ext>
+                      </a:extLst>
+                    </a:blip>
+                    <a:stretch>
+                      <a:fillRect/>
+                    </a:stretch>
+                  </pic:blipFill>
+                  <pic:spPr>
+                    <a:xfrm>
+                      <a:off x="0" y="0"/>
+                      <a:ext cx="5760720" cy="3832860"/>
+                    </a:xfrm>
+                    <a:prstGeom prst="rect">
+                      <a:avLst/>
+                    </a:prstGeom>
+                  </pic:spPr>
+                </pic:pic>
+              </a:graphicData>
+            </a:graphic>
+          </wp:inline>
+        </w:drawing>
+      </w:r>
+    </w:p>
+    <w:p>
+      <w:pPr>
+        <w:rPr>
+          <w:rFonts w:cstheme="minorHAnsi"/>
+          <w:sz w:val="28"/>
+          <w:szCs w:val="28"/>
+        </w:rPr>
+      </w:pPr>
+    </w:p>
+    <w:p>
+      <w:pPr>
+        <w:rPr>
+          <w:rFonts w:ascii="Arial Black" w:hAnsi="Arial Black"/>
           <w:sz w:val="32"/>
           <w:szCs w:val="32"/>
         </w:rPr>
       </w:pPr>
       <w:bookmarkStart w:id="0" w:name="_GoBack"/>
       <w:bookmarkEnd w:id="0"/>
-    </w:p>
-    <w:p>
-      <w:pPr>
-        <w:rPr>
-          <w:rFonts w:ascii="Arial Black" w:hAnsi="Arial Black"/>
-          <w:sz w:val="32"/>
-          <w:szCs w:val="32"/>
-        </w:rPr>
-      </w:pPr>
     </w:p>
     <w:sectPr>
       <w:pgSz w:w="11906" w:h="16838"/>
@@ -841,6 +3199,7 @@
   <w:style w:type="paragraph" w:default="1" w:styleId="Norml">
     <w:name w:val="Normal"/>
     <w:qFormat/>
+    <w:rsid w:val="00824CF2"/>
   </w:style>
   <w:style w:type="character" w:default="1" w:styleId="Bekezdsalapbettpusa">
     <w:name w:val="Default Paragraph Font"/>

--- a/ZÁRÓDOLGOZAT.docx
+++ b/ZÁRÓDOLGOZAT.docx
@@ -884,14 +884,6 @@
           <w:szCs w:val="24"/>
         </w:rPr>
       </w:pPr>
-      <w:r>
-        <w:rPr>
-          <w:rFonts w:cstheme="minorHAnsi"/>
-          <w:sz w:val="24"/>
-          <w:szCs w:val="24"/>
-        </w:rPr>
-        <w:t>MySQL adatbázis (</w:t>
-      </w:r>
       <w:proofErr w:type="spellStart"/>
       <w:r>
         <w:rPr>
@@ -899,6 +891,24 @@
           <w:sz w:val="24"/>
           <w:szCs w:val="24"/>
         </w:rPr>
+        <w:t>MySQL</w:t>
+      </w:r>
+      <w:proofErr w:type="spellEnd"/>
+      <w:r>
+        <w:rPr>
+          <w:rFonts w:cstheme="minorHAnsi"/>
+          <w:sz w:val="24"/>
+          <w:szCs w:val="24"/>
+        </w:rPr>
+        <w:t xml:space="preserve"> adatbázis (</w:t>
+      </w:r>
+      <w:proofErr w:type="spellStart"/>
+      <w:r>
+        <w:rPr>
+          <w:rFonts w:cstheme="minorHAnsi"/>
+          <w:sz w:val="24"/>
+          <w:szCs w:val="24"/>
+        </w:rPr>
         <w:t>Database</w:t>
       </w:r>
       <w:proofErr w:type="spellEnd"/>
@@ -1405,18 +1415,18 @@
     </w:p>
     <w:p>
       <w:pPr>
-        <w:ind w:left="2124" w:firstLine="708"/>
-        <w:rPr>
-          <w:rFonts w:cstheme="minorHAnsi"/>
-          <w:sz w:val="32"/>
-          <w:szCs w:val="32"/>
-        </w:rPr>
-      </w:pPr>
-      <w:r>
-        <w:rPr>
-          <w:rFonts w:cstheme="minorHAnsi"/>
-          <w:sz w:val="32"/>
-          <w:szCs w:val="32"/>
+        <w:ind w:left="2832" w:firstLine="708"/>
+        <w:rPr>
+          <w:rFonts w:cstheme="minorHAnsi"/>
+          <w:sz w:val="48"/>
+          <w:szCs w:val="48"/>
+        </w:rPr>
+      </w:pPr>
+      <w:r>
+        <w:rPr>
+          <w:rFonts w:cstheme="minorHAnsi"/>
+          <w:sz w:val="48"/>
+          <w:szCs w:val="48"/>
         </w:rPr>
         <w:lastRenderedPageBreak/>
         <w:t>Bevezetés</w:t>
@@ -1425,10 +1435,16 @@
     <w:p>
       <w:pPr>
         <w:pStyle w:val="NormlWeb"/>
+        <w:rPr>
+          <w:sz w:val="40"/>
+          <w:szCs w:val="40"/>
+        </w:rPr>
       </w:pPr>
       <w:r>
         <w:rPr>
           <w:rStyle w:val="Kiemels2"/>
+          <w:sz w:val="40"/>
+          <w:szCs w:val="40"/>
         </w:rPr>
         <w:t>Az ingatlanpiac és az online vásárlás új dimenziója</w:t>
       </w:r>
@@ -1436,24 +1452,48 @@
     <w:p>
       <w:pPr>
         <w:pStyle w:val="NormlWeb"/>
-      </w:pPr>
-      <w:r>
+        <w:rPr>
+          <w:sz w:val="36"/>
+          <w:szCs w:val="36"/>
+        </w:rPr>
+      </w:pPr>
+      <w:r>
+        <w:rPr>
+          <w:sz w:val="36"/>
+          <w:szCs w:val="36"/>
+        </w:rPr>
         <w:t>A mai világban az online vásárlás az egyik legkényelmesebb és legelterjedtebb módja a különböző termékek beszerzésének. Bármit könnyedén megvásárolhatunk az interneten – legyen szó napi szükségletekről, autóalkatrészekről, vagy akár különböző szolgáltatásokról. Az ingatlanpiac sem maradt ki ebből a forradalomból.</w:t>
       </w:r>
     </w:p>
     <w:p>
       <w:pPr>
         <w:pStyle w:val="NormlWeb"/>
-      </w:pPr>
-      <w:r>
+        <w:rPr>
+          <w:sz w:val="36"/>
+          <w:szCs w:val="36"/>
+        </w:rPr>
+      </w:pPr>
+      <w:r>
+        <w:rPr>
+          <w:sz w:val="36"/>
+          <w:szCs w:val="36"/>
+        </w:rPr>
         <w:t>Csapatunk ötlete az volt, hogy egy olyan ingatlanos weboldalt hozzunk létre, amely nem a szokványos ingatlanhirdetéseket és eladási lehetőségeket kínálja, hanem egy olyan platformot, ahol a felhasználók könnyedén kereshetnek, vásárolhatnak vagy akár bérbe vehetnek ingatlanokat és kapcsolódó szolgáltatásokat – mindezt egy helyen és kényelmesen, online. Az ötlet lényege, hogy egy új típusú, felhasználóbarát webáruházat építsünk, amely az ingatlanok mellett lehetőséget biztosít kiegészítő termékek és szolgáltatások online beszerzésére.</w:t>
       </w:r>
     </w:p>
     <w:p>
       <w:pPr>
         <w:pStyle w:val="NormlWeb"/>
-      </w:pPr>
-      <w:r>
+        <w:rPr>
+          <w:sz w:val="36"/>
+          <w:szCs w:val="36"/>
+        </w:rPr>
+      </w:pPr>
+      <w:r>
+        <w:rPr>
+          <w:sz w:val="36"/>
+          <w:szCs w:val="36"/>
+        </w:rPr>
         <w:t>De hogyan születik meg egy ilyen ötlet? Ebben a dokumentációban bemutatjuk, hogyan alakítottuk ki az ingatlanos weboldalunkat, milyen eszközökkel és felépítéssel sikerült megvalósítani, hogy egy olyan online platformot kínáljunk, amely megfelel a modern ingatlanpiaci igényeknek és kényelmes vásárlási lehetőséget biztosít a felhasználóknak.</w:t>
       </w:r>
     </w:p>
@@ -1499,6 +1539,15 @@
     </w:p>
     <w:p>
       <w:pPr>
+        <w:rPr>
+          <w:rFonts w:cstheme="minorHAnsi"/>
+          <w:sz w:val="32"/>
+          <w:szCs w:val="32"/>
+        </w:rPr>
+      </w:pPr>
+    </w:p>
+    <w:p>
+      <w:pPr>
         <w:ind w:left="1416" w:firstLine="708"/>
         <w:rPr>
           <w:rFonts w:cstheme="minorHAnsi"/>
@@ -1506,6 +1555,14 @@
           <w:szCs w:val="32"/>
         </w:rPr>
       </w:pPr>
+      <w:r>
+        <w:rPr>
+          <w:rFonts w:cstheme="minorHAnsi"/>
+          <w:sz w:val="32"/>
+          <w:szCs w:val="32"/>
+        </w:rPr>
+        <w:t>Programozási nyelvek és technológiák</w:t>
+      </w:r>
     </w:p>
     <w:p>
       <w:pPr>
@@ -1519,129 +1576,12 @@
     </w:p>
     <w:p>
       <w:pPr>
-        <w:ind w:left="1416" w:firstLine="708"/>
-        <w:rPr>
-          <w:rFonts w:cstheme="minorHAnsi"/>
-          <w:sz w:val="32"/>
-          <w:szCs w:val="32"/>
-        </w:rPr>
-      </w:pPr>
-    </w:p>
-    <w:p>
-      <w:pPr>
-        <w:ind w:left="1416" w:firstLine="708"/>
-        <w:rPr>
-          <w:rFonts w:cstheme="minorHAnsi"/>
-          <w:sz w:val="32"/>
-          <w:szCs w:val="32"/>
-        </w:rPr>
-      </w:pPr>
-    </w:p>
-    <w:p>
-      <w:pPr>
-        <w:ind w:left="1416" w:firstLine="708"/>
-        <w:rPr>
-          <w:rFonts w:cstheme="minorHAnsi"/>
-          <w:sz w:val="32"/>
-          <w:szCs w:val="32"/>
-        </w:rPr>
-      </w:pPr>
-    </w:p>
-    <w:p>
-      <w:pPr>
-        <w:ind w:left="1416" w:firstLine="708"/>
-        <w:rPr>
-          <w:rFonts w:cstheme="minorHAnsi"/>
-          <w:sz w:val="32"/>
-          <w:szCs w:val="32"/>
-        </w:rPr>
-      </w:pPr>
-    </w:p>
-    <w:p>
-      <w:pPr>
-        <w:ind w:left="1416" w:firstLine="708"/>
-        <w:rPr>
-          <w:rFonts w:cstheme="minorHAnsi"/>
-          <w:sz w:val="32"/>
-          <w:szCs w:val="32"/>
-        </w:rPr>
-      </w:pPr>
-    </w:p>
-    <w:p>
-      <w:pPr>
-        <w:ind w:left="1416" w:firstLine="708"/>
-        <w:rPr>
-          <w:rFonts w:cstheme="minorHAnsi"/>
-          <w:sz w:val="32"/>
-          <w:szCs w:val="32"/>
-        </w:rPr>
-      </w:pPr>
-    </w:p>
-    <w:p>
-      <w:pPr>
-        <w:ind w:left="1416" w:firstLine="708"/>
-        <w:rPr>
-          <w:rFonts w:cstheme="minorHAnsi"/>
-          <w:sz w:val="32"/>
-          <w:szCs w:val="32"/>
-        </w:rPr>
-      </w:pPr>
-    </w:p>
-    <w:p>
-      <w:pPr>
-        <w:ind w:left="1416" w:firstLine="708"/>
-        <w:rPr>
-          <w:rFonts w:cstheme="minorHAnsi"/>
-          <w:sz w:val="32"/>
-          <w:szCs w:val="32"/>
-        </w:rPr>
-      </w:pPr>
-    </w:p>
-    <w:p>
-      <w:pPr>
-        <w:ind w:left="1416" w:firstLine="708"/>
-        <w:rPr>
-          <w:rFonts w:cstheme="minorHAnsi"/>
-          <w:sz w:val="32"/>
-          <w:szCs w:val="32"/>
-        </w:rPr>
-      </w:pPr>
-      <w:r>
-        <w:rPr>
-          <w:rFonts w:cstheme="minorHAnsi"/>
-          <w:sz w:val="32"/>
-          <w:szCs w:val="32"/>
-        </w:rPr>
-        <w:lastRenderedPageBreak/>
-        <w:t>Programozási nyelvek és technológiák</w:t>
-      </w:r>
-    </w:p>
-    <w:p>
-      <w:pPr>
-        <w:ind w:left="1416" w:firstLine="708"/>
-        <w:rPr>
-          <w:rFonts w:cstheme="minorHAnsi"/>
-          <w:sz w:val="32"/>
-          <w:szCs w:val="32"/>
-        </w:rPr>
-      </w:pPr>
-    </w:p>
-    <w:p>
-      <w:pPr>
-        <w:rPr>
-          <w:rFonts w:cstheme="minorHAnsi"/>
-          <w:sz w:val="32"/>
-          <w:szCs w:val="32"/>
-        </w:rPr>
-      </w:pPr>
-      <w:r>
-        <w:rPr>
-          <w:rFonts w:cstheme="minorHAnsi"/>
-          <w:sz w:val="32"/>
-          <w:szCs w:val="32"/>
-        </w:rPr>
-        <w:t>MySQL adatbázis (</w:t>
-      </w:r>
+        <w:rPr>
+          <w:rFonts w:cstheme="minorHAnsi"/>
+          <w:sz w:val="32"/>
+          <w:szCs w:val="32"/>
+        </w:rPr>
+      </w:pPr>
       <w:proofErr w:type="spellStart"/>
       <w:r>
         <w:rPr>
@@ -1649,6 +1589,24 @@
           <w:sz w:val="32"/>
           <w:szCs w:val="32"/>
         </w:rPr>
+        <w:t>MySQL</w:t>
+      </w:r>
+      <w:proofErr w:type="spellEnd"/>
+      <w:r>
+        <w:rPr>
+          <w:rFonts w:cstheme="minorHAnsi"/>
+          <w:sz w:val="32"/>
+          <w:szCs w:val="32"/>
+        </w:rPr>
+        <w:t xml:space="preserve"> adatbázis (</w:t>
+      </w:r>
+      <w:proofErr w:type="spellStart"/>
+      <w:r>
+        <w:rPr>
+          <w:rFonts w:cstheme="minorHAnsi"/>
+          <w:sz w:val="32"/>
+          <w:szCs w:val="32"/>
+        </w:rPr>
         <w:t>Database</w:t>
       </w:r>
       <w:proofErr w:type="spellEnd"/>
@@ -1736,7 +1694,7 @@
           <w:sz w:val="28"/>
           <w:szCs w:val="28"/>
         </w:rPr>
-        <w:t xml:space="preserve"> Management System) közvetítésével érhetők el, mint például MySQL, </w:t>
+        <w:t xml:space="preserve"> Management System) közvetítésével érhetők el, mint például </w:t>
       </w:r>
       <w:proofErr w:type="spellStart"/>
       <w:r>
@@ -1745,6 +1703,24 @@
           <w:sz w:val="28"/>
           <w:szCs w:val="28"/>
         </w:rPr>
+        <w:t>MySQL</w:t>
+      </w:r>
+      <w:proofErr w:type="spellEnd"/>
+      <w:r>
+        <w:rPr>
+          <w:rFonts w:cstheme="minorHAnsi"/>
+          <w:sz w:val="28"/>
+          <w:szCs w:val="28"/>
+        </w:rPr>
+        <w:t xml:space="preserve">, </w:t>
+      </w:r>
+      <w:proofErr w:type="spellStart"/>
+      <w:r>
+        <w:rPr>
+          <w:rFonts w:cstheme="minorHAnsi"/>
+          <w:sz w:val="28"/>
+          <w:szCs w:val="28"/>
+        </w:rPr>
         <w:t>PostgreSQL</w:t>
       </w:r>
       <w:proofErr w:type="spellEnd"/>
@@ -1979,7 +1955,6 @@
           <w:sz w:val="28"/>
           <w:szCs w:val="28"/>
         </w:rPr>
-        <w:lastRenderedPageBreak/>
         <w:t>Mi az SQL?(Strukturált lekérdező nyelv)</w:t>
       </w:r>
     </w:p>
@@ -2042,7 +2017,25 @@
           <w:sz w:val="28"/>
           <w:szCs w:val="28"/>
         </w:rPr>
-        <w:t xml:space="preserve"> Language) egy strukturált lekérdező nyelv, amelyet relációs adatbázisok kezelésére és lekérdezésére használnak.</w:t>
+        <w:t xml:space="preserve"> </w:t>
+      </w:r>
+      <w:proofErr w:type="spellStart"/>
+      <w:r>
+        <w:rPr>
+          <w:rFonts w:cstheme="minorHAnsi"/>
+          <w:sz w:val="28"/>
+          <w:szCs w:val="28"/>
+        </w:rPr>
+        <w:t>Language</w:t>
+      </w:r>
+      <w:proofErr w:type="spellEnd"/>
+      <w:r>
+        <w:rPr>
+          <w:rFonts w:cstheme="minorHAnsi"/>
+          <w:sz w:val="28"/>
+          <w:szCs w:val="28"/>
+        </w:rPr>
+        <w:t>) egy strukturált lekérdező nyelv, amelyet relációs adatbázisok kezelésére és lekérdezésére használnak.</w:t>
       </w:r>
     </w:p>
     <w:p>
@@ -2147,7 +2140,25 @@
           <w:sz w:val="28"/>
           <w:szCs w:val="28"/>
         </w:rPr>
-        <w:t xml:space="preserve"> adatbázis-kezelő rendszerek, így MySQL, </w:t>
+        <w:t xml:space="preserve"> adatbázis-kezelő rendszerek, így </w:t>
+      </w:r>
+      <w:proofErr w:type="spellStart"/>
+      <w:r>
+        <w:rPr>
+          <w:rFonts w:cstheme="minorHAnsi"/>
+          <w:sz w:val="28"/>
+          <w:szCs w:val="28"/>
+        </w:rPr>
+        <w:t>MySQL</w:t>
+      </w:r>
+      <w:proofErr w:type="spellEnd"/>
+      <w:r>
+        <w:rPr>
+          <w:rFonts w:cstheme="minorHAnsi"/>
+          <w:sz w:val="28"/>
+          <w:szCs w:val="28"/>
+        </w:rPr>
+        <w:t xml:space="preserve">, </w:t>
       </w:r>
       <w:proofErr w:type="spellStart"/>
       <w:r>
@@ -2278,7 +2289,6 @@
           <w:sz w:val="28"/>
           <w:szCs w:val="28"/>
         </w:rPr>
-        <w:lastRenderedPageBreak/>
         <w:t>PHPMYADMIN és a XAMPP</w:t>
       </w:r>
     </w:p>
@@ -2495,7 +2505,6 @@
           <w:sz w:val="28"/>
           <w:szCs w:val="28"/>
         </w:rPr>
-        <w:lastRenderedPageBreak/>
         <w:t>A PHPMYADMIN a XAMPP-hoz hasonlóan egy nyílt forráskódú, és ingyenes webesadminisztrációs eszköz, mely az egyik legnépszerűbb ilyen alkalmazás, ami képes SQL</w:t>
       </w:r>
       <w:r>
@@ -2789,6 +2798,106 @@
           <w:szCs w:val="32"/>
         </w:rPr>
       </w:pPr>
+    </w:p>
+    <w:p>
+      <w:pPr>
+        <w:rPr>
+          <w:rFonts w:ascii="Arial Black" w:hAnsi="Arial Black"/>
+          <w:sz w:val="32"/>
+          <w:szCs w:val="32"/>
+        </w:rPr>
+      </w:pPr>
+    </w:p>
+    <w:p>
+      <w:pPr>
+        <w:rPr>
+          <w:rFonts w:cstheme="minorHAnsi"/>
+          <w:sz w:val="32"/>
+          <w:szCs w:val="32"/>
+        </w:rPr>
+      </w:pPr>
+      <w:proofErr w:type="spellStart"/>
+      <w:r>
+        <w:rPr>
+          <w:rFonts w:cstheme="minorHAnsi"/>
+          <w:sz w:val="32"/>
+          <w:szCs w:val="32"/>
+        </w:rPr>
+        <w:lastRenderedPageBreak/>
+        <w:t>Html</w:t>
+      </w:r>
+      <w:proofErr w:type="spellEnd"/>
+    </w:p>
+    <w:p>
+      <w:pPr>
+        <w:rPr>
+          <w:rFonts w:cstheme="minorHAnsi"/>
+          <w:sz w:val="32"/>
+          <w:szCs w:val="32"/>
+        </w:rPr>
+      </w:pPr>
+      <w:r>
+        <w:rPr>
+          <w:rFonts w:cstheme="minorHAnsi"/>
+          <w:sz w:val="32"/>
+          <w:szCs w:val="32"/>
+        </w:rPr>
+        <w:t>A HTML (</w:t>
+      </w:r>
+      <w:proofErr w:type="spellStart"/>
+      <w:r>
+        <w:rPr>
+          <w:rFonts w:cstheme="minorHAnsi"/>
+          <w:sz w:val="32"/>
+          <w:szCs w:val="32"/>
+        </w:rPr>
+        <w:t>HyperText</w:t>
+      </w:r>
+      <w:proofErr w:type="spellEnd"/>
+      <w:r>
+        <w:rPr>
+          <w:rFonts w:cstheme="minorHAnsi"/>
+          <w:sz w:val="32"/>
+          <w:szCs w:val="32"/>
+        </w:rPr>
+        <w:t xml:space="preserve"> </w:t>
+      </w:r>
+      <w:proofErr w:type="spellStart"/>
+      <w:r>
+        <w:rPr>
+          <w:rFonts w:cstheme="minorHAnsi"/>
+          <w:sz w:val="32"/>
+          <w:szCs w:val="32"/>
+        </w:rPr>
+        <w:t>Markup</w:t>
+      </w:r>
+      <w:proofErr w:type="spellEnd"/>
+      <w:r>
+        <w:rPr>
+          <w:rFonts w:cstheme="minorHAnsi"/>
+          <w:sz w:val="32"/>
+          <w:szCs w:val="32"/>
+        </w:rPr>
+        <w:t xml:space="preserve"> </w:t>
+      </w:r>
+      <w:proofErr w:type="spellStart"/>
+      <w:r>
+        <w:rPr>
+          <w:rFonts w:cstheme="minorHAnsi"/>
+          <w:sz w:val="32"/>
+          <w:szCs w:val="32"/>
+        </w:rPr>
+        <w:t>Language</w:t>
+      </w:r>
+      <w:proofErr w:type="spellEnd"/>
+      <w:r>
+        <w:rPr>
+          <w:rFonts w:cstheme="minorHAnsi"/>
+          <w:sz w:val="32"/>
+          <w:szCs w:val="32"/>
+        </w:rPr>
+        <w:t>) egy jelölő nyelv, amit az oldalak struktúrájának megállapítására használnak weboldalaknál. Az általa leírható az a tartalom, amely a weboldalon látható, mint például szövegek, képek, linkek, táblázatok és más összetevők elrendezése. A HTML alapvetően címkékből áll, amelyek meghatározzák a különböző elemek típusát és a viselkedésüket a böngészőn belül.</w:t>
+      </w:r>
       <w:bookmarkStart w:id="0" w:name="_GoBack"/>
       <w:bookmarkEnd w:id="0"/>
     </w:p>
